--- a/2026 files/SOPS/GENERAL/QA/QA GENERAL/2025 REVIEWED QA SOPS/BML.QDG.QA.004 CONTROL OF QUALITY DOCUMENT/BML.QDG.QA.004 CONTROL OF QUALITY DOCUMENT.docx
+++ b/2026 files/SOPS/GENERAL/QA/QA GENERAL/2025 REVIEWED QA SOPS/BML.QDG.QA.004 CONTROL OF QUALITY DOCUMENT/BML.QDG.QA.004 CONTROL OF QUALITY DOCUMENT.docx
@@ -1,6 +1,6 @@
 
 <file path=word/document.xml><?xml version="1.0" encoding="utf-8"?>
-<w:document xmlns:wpc="http://schemas.microsoft.com/office/word/2010/wordprocessingCanvas" xmlns:mc="http://schemas.openxmlformats.org/markup-compatibility/2006" xmlns:o="urn:schemas-microsoft-com:office:office" xmlns:r="http://schemas.openxmlformats.org/officeDocument/2006/relationships" xmlns:m="http://schemas.openxmlformats.org/officeDocument/2006/math" xmlns:v="urn:schemas-microsoft-com:vml" xmlns:wp14="http://schemas.microsoft.com/office/word/2010/wordprocessingDrawing" xmlns:wp="http://schemas.openxmlformats.org/drawingml/2006/wordprocessingDrawing" xmlns:w10="urn:schemas-microsoft-com:office:word" xmlns:w="http://schemas.openxmlformats.org/wordprocessingml/2006/main" xmlns:w14="http://schemas.microsoft.com/office/word/2010/wordml" xmlns:wpg="http://schemas.microsoft.com/office/word/2010/wordprocessingGroup" xmlns:wpi="http://schemas.microsoft.com/office/word/2010/wordprocessingInk" xmlns:wne="http://schemas.microsoft.com/office/word/2006/wordml" xmlns:wps="http://schemas.microsoft.com/office/word/2010/wordprocessingShape" mc:Ignorable="w14 wp14">
+<w:document xmlns:wpc="http://schemas.microsoft.com/office/word/2010/wordprocessingCanvas" xmlns:cx="http://schemas.microsoft.com/office/drawing/2014/chartex" xmlns:cx1="http://schemas.microsoft.com/office/drawing/2015/9/8/chartex" xmlns:cx2="http://schemas.microsoft.com/office/drawing/2015/10/21/chartex" xmlns:cx3="http://schemas.microsoft.com/office/drawing/2016/5/9/chartex" xmlns:cx4="http://schemas.microsoft.com/office/drawing/2016/5/10/chartex" xmlns:cx5="http://schemas.microsoft.com/office/drawing/2016/5/11/chartex" xmlns:cx6="http://schemas.microsoft.com/office/drawing/2016/5/12/chartex" xmlns:cx7="http://schemas.microsoft.com/office/drawing/2016/5/13/chartex" xmlns:cx8="http://schemas.microsoft.com/office/drawing/2016/5/14/chartex" xmlns:mc="http://schemas.openxmlformats.org/markup-compatibility/2006" xmlns:aink="http://schemas.microsoft.com/office/drawing/2016/ink" xmlns:am3d="http://schemas.microsoft.com/office/drawing/2017/model3d" xmlns:o="urn:schemas-microsoft-com:office:office" xmlns:oel="http://schemas.microsoft.com/office/2019/extlst" xmlns:r="http://schemas.openxmlformats.org/officeDocument/2006/relationships" xmlns:m="http://schemas.openxmlformats.org/officeDocument/2006/math" xmlns:v="urn:schemas-microsoft-com:vml" xmlns:wp14="http://schemas.microsoft.com/office/word/2010/wordprocessingDrawing" xmlns:wp="http://schemas.openxmlformats.org/drawingml/2006/wordprocessingDrawing" xmlns:w10="urn:schemas-microsoft-com:office:word" xmlns:w="http://schemas.openxmlformats.org/wordprocessingml/2006/main" xmlns:w14="http://schemas.microsoft.com/office/word/2010/wordml" xmlns:w15="http://schemas.microsoft.com/office/word/2012/wordml" xmlns:w16cex="http://schemas.microsoft.com/office/word/2018/wordml/cex" xmlns:w16cid="http://schemas.microsoft.com/office/word/2016/wordml/cid" xmlns:w16="http://schemas.microsoft.com/office/word/2018/wordml" xmlns:w16sdtdh="http://schemas.microsoft.com/office/word/2020/wordml/sdtdatahash" xmlns:w16se="http://schemas.microsoft.com/office/word/2015/wordml/symex" xmlns:wpg="http://schemas.microsoft.com/office/word/2010/wordprocessingGroup" xmlns:wpi="http://schemas.microsoft.com/office/word/2010/wordprocessingInk" xmlns:wne="http://schemas.microsoft.com/office/word/2006/wordml" xmlns:wps="http://schemas.microsoft.com/office/word/2010/wordprocessingShape" mc:Ignorable="w14 w15 w16se w16cid w16 w16cex w16sdtdh wp14">
   <w:body>
     <w:p>
       <w:pPr>
@@ -827,7 +827,6 @@
         </w:rPr>
         <w:t xml:space="preserve"> Record </w:t>
       </w:r>
-      <w:proofErr w:type="gramStart"/>
       <w:r>
         <w:rPr>
           <w:rFonts w:asciiTheme="minorHAnsi" w:hAnsiTheme="minorHAnsi" w:cstheme="minorHAnsi"/>
@@ -837,19 +836,7 @@
           <w:sz w:val="22"/>
           <w:szCs w:val="22"/>
         </w:rPr>
-        <w:t>are</w:t>
-      </w:r>
-      <w:proofErr w:type="gramEnd"/>
-      <w:r>
-        <w:rPr>
-          <w:rFonts w:asciiTheme="minorHAnsi" w:hAnsiTheme="minorHAnsi" w:cstheme="minorHAnsi"/>
-          <w:b w:val="0"/>
-          <w:bCs w:val="0"/>
-          <w:i w:val="0"/>
-          <w:sz w:val="22"/>
-          <w:szCs w:val="22"/>
-        </w:rPr>
-        <w:t xml:space="preserve"> stored in </w:t>
+        <w:t xml:space="preserve">are stored in </w:t>
       </w:r>
       <w:r>
         <w:rPr>
@@ -3181,25 +3168,7 @@
           <w:sz w:val="22"/>
           <w:szCs w:val="22"/>
         </w:rPr>
-        <w:t xml:space="preserve">One for documents that are being stored and the other for those that are being destroyed. </w:t>
-      </w:r>
-      <w:proofErr w:type="gramStart"/>
-      <w:r>
-        <w:rPr>
-          <w:rFonts w:asciiTheme="minorHAnsi" w:hAnsiTheme="minorHAnsi" w:cstheme="minorHAnsi"/>
-          <w:sz w:val="22"/>
-          <w:szCs w:val="22"/>
-        </w:rPr>
-        <w:t>These contains</w:t>
-      </w:r>
-      <w:proofErr w:type="gramEnd"/>
-      <w:r>
-        <w:rPr>
-          <w:rFonts w:asciiTheme="minorHAnsi" w:hAnsiTheme="minorHAnsi" w:cstheme="minorHAnsi"/>
-          <w:sz w:val="22"/>
-          <w:szCs w:val="22"/>
-        </w:rPr>
-        <w:t xml:space="preserve"> details of the Documents under storage and those destroyed.</w:t>
+        <w:t>One for documents that are being stored and the other for those that are being destroyed. These contains details of the Documents under storage and those destroyed.</w:t>
       </w:r>
     </w:p>
     <w:p>
@@ -3257,8 +3226,6 @@
           <w:szCs w:val="22"/>
         </w:rPr>
       </w:pPr>
-      <w:bookmarkStart w:id="0" w:name="_GoBack"/>
-      <w:bookmarkEnd w:id="0"/>
       <w:r>
         <w:rPr>
           <w:rFonts w:asciiTheme="minorHAnsi" w:hAnsiTheme="minorHAnsi" w:cstheme="minorHAnsi"/>
@@ -4760,7 +4727,23 @@
                 <w:sz w:val="22"/>
                 <w:szCs w:val="22"/>
               </w:rPr>
-              <w:t>Change in sop format.</w:t>
+              <w:t xml:space="preserve">Change in </w:t>
+            </w:r>
+            <w:r>
+              <w:rPr>
+                <w:rFonts w:asciiTheme="minorHAnsi" w:eastAsia="Calibri" w:hAnsiTheme="minorHAnsi" w:cstheme="minorHAnsi"/>
+                <w:sz w:val="22"/>
+                <w:szCs w:val="22"/>
+              </w:rPr>
+              <w:t>SOP</w:t>
+            </w:r>
+            <w:r>
+              <w:rPr>
+                <w:rFonts w:asciiTheme="minorHAnsi" w:eastAsia="Calibri" w:hAnsiTheme="minorHAnsi" w:cstheme="minorHAnsi"/>
+                <w:sz w:val="22"/>
+                <w:szCs w:val="22"/>
+              </w:rPr>
+              <w:t xml:space="preserve"> format.</w:t>
             </w:r>
           </w:p>
           <w:p>
@@ -4820,8 +4803,8 @@
       </w:pPr>
     </w:p>
     <w:sectPr>
-      <w:headerReference w:type="default" r:id="rId8"/>
-      <w:footerReference w:type="default" r:id="rId9"/>
+      <w:headerReference w:type="default" r:id="rId7"/>
+      <w:footerReference w:type="default" r:id="rId8"/>
       <w:pgSz w:w="11907" w:h="16840" w:code="9"/>
       <w:pgMar w:top="1440" w:right="850" w:bottom="851" w:left="1440" w:header="709" w:footer="276" w:gutter="0"/>
       <w:cols w:space="708"/>
@@ -4832,7 +4815,7 @@
 </file>
 
 <file path=word/endnotes.xml><?xml version="1.0" encoding="utf-8"?>
-<w:endnotes xmlns:wpc="http://schemas.microsoft.com/office/word/2010/wordprocessingCanvas" xmlns:mc="http://schemas.openxmlformats.org/markup-compatibility/2006" xmlns:o="urn:schemas-microsoft-com:office:office" xmlns:r="http://schemas.openxmlformats.org/officeDocument/2006/relationships" xmlns:m="http://schemas.openxmlformats.org/officeDocument/2006/math" xmlns:v="urn:schemas-microsoft-com:vml" xmlns:wp14="http://schemas.microsoft.com/office/word/2010/wordprocessingDrawing" xmlns:wp="http://schemas.openxmlformats.org/drawingml/2006/wordprocessingDrawing" xmlns:w10="urn:schemas-microsoft-com:office:word" xmlns:w="http://schemas.openxmlformats.org/wordprocessingml/2006/main" xmlns:w14="http://schemas.microsoft.com/office/word/2010/wordml" xmlns:wpg="http://schemas.microsoft.com/office/word/2010/wordprocessingGroup" xmlns:wpi="http://schemas.microsoft.com/office/word/2010/wordprocessingInk" xmlns:wne="http://schemas.microsoft.com/office/word/2006/wordml" xmlns:wps="http://schemas.microsoft.com/office/word/2010/wordprocessingShape" mc:Ignorable="w14 wp14">
+<w:endnotes xmlns:wpc="http://schemas.microsoft.com/office/word/2010/wordprocessingCanvas" xmlns:cx="http://schemas.microsoft.com/office/drawing/2014/chartex" xmlns:cx1="http://schemas.microsoft.com/office/drawing/2015/9/8/chartex" xmlns:cx2="http://schemas.microsoft.com/office/drawing/2015/10/21/chartex" xmlns:cx3="http://schemas.microsoft.com/office/drawing/2016/5/9/chartex" xmlns:cx4="http://schemas.microsoft.com/office/drawing/2016/5/10/chartex" xmlns:cx5="http://schemas.microsoft.com/office/drawing/2016/5/11/chartex" xmlns:cx6="http://schemas.microsoft.com/office/drawing/2016/5/12/chartex" xmlns:cx7="http://schemas.microsoft.com/office/drawing/2016/5/13/chartex" xmlns:cx8="http://schemas.microsoft.com/office/drawing/2016/5/14/chartex" xmlns:mc="http://schemas.openxmlformats.org/markup-compatibility/2006" xmlns:aink="http://schemas.microsoft.com/office/drawing/2016/ink" xmlns:am3d="http://schemas.microsoft.com/office/drawing/2017/model3d" xmlns:o="urn:schemas-microsoft-com:office:office" xmlns:oel="http://schemas.microsoft.com/office/2019/extlst" xmlns:r="http://schemas.openxmlformats.org/officeDocument/2006/relationships" xmlns:m="http://schemas.openxmlformats.org/officeDocument/2006/math" xmlns:v="urn:schemas-microsoft-com:vml" xmlns:wp14="http://schemas.microsoft.com/office/word/2010/wordprocessingDrawing" xmlns:wp="http://schemas.openxmlformats.org/drawingml/2006/wordprocessingDrawing" xmlns:w10="urn:schemas-microsoft-com:office:word" xmlns:w="http://schemas.openxmlformats.org/wordprocessingml/2006/main" xmlns:w14="http://schemas.microsoft.com/office/word/2010/wordml" xmlns:w15="http://schemas.microsoft.com/office/word/2012/wordml" xmlns:w16cex="http://schemas.microsoft.com/office/word/2018/wordml/cex" xmlns:w16cid="http://schemas.microsoft.com/office/word/2016/wordml/cid" xmlns:w16="http://schemas.microsoft.com/office/word/2018/wordml" xmlns:w16sdtdh="http://schemas.microsoft.com/office/word/2020/wordml/sdtdatahash" xmlns:w16se="http://schemas.microsoft.com/office/word/2015/wordml/symex" xmlns:wpg="http://schemas.microsoft.com/office/word/2010/wordprocessingGroup" xmlns:wpi="http://schemas.microsoft.com/office/word/2010/wordprocessingInk" xmlns:wne="http://schemas.microsoft.com/office/word/2006/wordml" xmlns:wps="http://schemas.microsoft.com/office/word/2010/wordprocessingShape" mc:Ignorable="w14 w15 w16se w16cid w16 w16cex w16sdtdh wp14">
   <w:endnote w:type="separator" w:id="-1">
     <w:p>
       <w:r>
@@ -4851,7 +4834,7 @@
 </file>
 
 <file path=word/footer1.xml><?xml version="1.0" encoding="utf-8"?>
-<w:ftr xmlns:wpc="http://schemas.microsoft.com/office/word/2010/wordprocessingCanvas" xmlns:mc="http://schemas.openxmlformats.org/markup-compatibility/2006" xmlns:o="urn:schemas-microsoft-com:office:office" xmlns:r="http://schemas.openxmlformats.org/officeDocument/2006/relationships" xmlns:m="http://schemas.openxmlformats.org/officeDocument/2006/math" xmlns:v="urn:schemas-microsoft-com:vml" xmlns:wp14="http://schemas.microsoft.com/office/word/2010/wordprocessingDrawing" xmlns:wp="http://schemas.openxmlformats.org/drawingml/2006/wordprocessingDrawing" xmlns:w10="urn:schemas-microsoft-com:office:word" xmlns:w="http://schemas.openxmlformats.org/wordprocessingml/2006/main" xmlns:w14="http://schemas.microsoft.com/office/word/2010/wordml" xmlns:wpg="http://schemas.microsoft.com/office/word/2010/wordprocessingGroup" xmlns:wpi="http://schemas.microsoft.com/office/word/2010/wordprocessingInk" xmlns:wne="http://schemas.microsoft.com/office/word/2006/wordml" xmlns:wps="http://schemas.microsoft.com/office/word/2010/wordprocessingShape" mc:Ignorable="w14 wp14">
+<w:ftr xmlns:wpc="http://schemas.microsoft.com/office/word/2010/wordprocessingCanvas" xmlns:cx="http://schemas.microsoft.com/office/drawing/2014/chartex" xmlns:cx1="http://schemas.microsoft.com/office/drawing/2015/9/8/chartex" xmlns:cx2="http://schemas.microsoft.com/office/drawing/2015/10/21/chartex" xmlns:cx3="http://schemas.microsoft.com/office/drawing/2016/5/9/chartex" xmlns:cx4="http://schemas.microsoft.com/office/drawing/2016/5/10/chartex" xmlns:cx5="http://schemas.microsoft.com/office/drawing/2016/5/11/chartex" xmlns:cx6="http://schemas.microsoft.com/office/drawing/2016/5/12/chartex" xmlns:cx7="http://schemas.microsoft.com/office/drawing/2016/5/13/chartex" xmlns:cx8="http://schemas.microsoft.com/office/drawing/2016/5/14/chartex" xmlns:mc="http://schemas.openxmlformats.org/markup-compatibility/2006" xmlns:aink="http://schemas.microsoft.com/office/drawing/2016/ink" xmlns:am3d="http://schemas.microsoft.com/office/drawing/2017/model3d" xmlns:o="urn:schemas-microsoft-com:office:office" xmlns:oel="http://schemas.microsoft.com/office/2019/extlst" xmlns:r="http://schemas.openxmlformats.org/officeDocument/2006/relationships" xmlns:m="http://schemas.openxmlformats.org/officeDocument/2006/math" xmlns:v="urn:schemas-microsoft-com:vml" xmlns:wp14="http://schemas.microsoft.com/office/word/2010/wordprocessingDrawing" xmlns:wp="http://schemas.openxmlformats.org/drawingml/2006/wordprocessingDrawing" xmlns:w10="urn:schemas-microsoft-com:office:word" xmlns:w="http://schemas.openxmlformats.org/wordprocessingml/2006/main" xmlns:w14="http://schemas.microsoft.com/office/word/2010/wordml" xmlns:w15="http://schemas.microsoft.com/office/word/2012/wordml" xmlns:w16cex="http://schemas.microsoft.com/office/word/2018/wordml/cex" xmlns:w16cid="http://schemas.microsoft.com/office/word/2016/wordml/cid" xmlns:w16="http://schemas.microsoft.com/office/word/2018/wordml" xmlns:w16sdtdh="http://schemas.microsoft.com/office/word/2020/wordml/sdtdatahash" xmlns:w16se="http://schemas.microsoft.com/office/word/2015/wordml/symex" xmlns:wpg="http://schemas.microsoft.com/office/word/2010/wordprocessingGroup" xmlns:wpi="http://schemas.microsoft.com/office/word/2010/wordprocessingInk" xmlns:wne="http://schemas.microsoft.com/office/word/2006/wordml" xmlns:wps="http://schemas.microsoft.com/office/word/2010/wordprocessingShape" mc:Ignorable="w14 w15 w16se w16cid w16 w16cex w16sdtdh wp14">
   <w:sdt>
     <w:sdtPr>
       <w:id w:val="1703589232"/>
@@ -4860,7 +4843,6 @@
         <w:docPartUnique/>
       </w:docPartObj>
     </w:sdtPr>
-    <w:sdtEndPr/>
     <w:sdtContent>
       <w:sdt>
         <w:sdtPr>
@@ -4870,7 +4852,6 @@
             <w:docPartUnique/>
           </w:docPartObj>
         </w:sdtPr>
-        <w:sdtEndPr/>
         <w:sdtContent>
           <w:p>
             <w:pPr>
@@ -4969,7 +4950,7 @@
 </file>
 
 <file path=word/footnotes.xml><?xml version="1.0" encoding="utf-8"?>
-<w:footnotes xmlns:wpc="http://schemas.microsoft.com/office/word/2010/wordprocessingCanvas" xmlns:mc="http://schemas.openxmlformats.org/markup-compatibility/2006" xmlns:o="urn:schemas-microsoft-com:office:office" xmlns:r="http://schemas.openxmlformats.org/officeDocument/2006/relationships" xmlns:m="http://schemas.openxmlformats.org/officeDocument/2006/math" xmlns:v="urn:schemas-microsoft-com:vml" xmlns:wp14="http://schemas.microsoft.com/office/word/2010/wordprocessingDrawing" xmlns:wp="http://schemas.openxmlformats.org/drawingml/2006/wordprocessingDrawing" xmlns:w10="urn:schemas-microsoft-com:office:word" xmlns:w="http://schemas.openxmlformats.org/wordprocessingml/2006/main" xmlns:w14="http://schemas.microsoft.com/office/word/2010/wordml" xmlns:wpg="http://schemas.microsoft.com/office/word/2010/wordprocessingGroup" xmlns:wpi="http://schemas.microsoft.com/office/word/2010/wordprocessingInk" xmlns:wne="http://schemas.microsoft.com/office/word/2006/wordml" xmlns:wps="http://schemas.microsoft.com/office/word/2010/wordprocessingShape" mc:Ignorable="w14 wp14">
+<w:footnotes xmlns:wpc="http://schemas.microsoft.com/office/word/2010/wordprocessingCanvas" xmlns:cx="http://schemas.microsoft.com/office/drawing/2014/chartex" xmlns:cx1="http://schemas.microsoft.com/office/drawing/2015/9/8/chartex" xmlns:cx2="http://schemas.microsoft.com/office/drawing/2015/10/21/chartex" xmlns:cx3="http://schemas.microsoft.com/office/drawing/2016/5/9/chartex" xmlns:cx4="http://schemas.microsoft.com/office/drawing/2016/5/10/chartex" xmlns:cx5="http://schemas.microsoft.com/office/drawing/2016/5/11/chartex" xmlns:cx6="http://schemas.microsoft.com/office/drawing/2016/5/12/chartex" xmlns:cx7="http://schemas.microsoft.com/office/drawing/2016/5/13/chartex" xmlns:cx8="http://schemas.microsoft.com/office/drawing/2016/5/14/chartex" xmlns:mc="http://schemas.openxmlformats.org/markup-compatibility/2006" xmlns:aink="http://schemas.microsoft.com/office/drawing/2016/ink" xmlns:am3d="http://schemas.microsoft.com/office/drawing/2017/model3d" xmlns:o="urn:schemas-microsoft-com:office:office" xmlns:oel="http://schemas.microsoft.com/office/2019/extlst" xmlns:r="http://schemas.openxmlformats.org/officeDocument/2006/relationships" xmlns:m="http://schemas.openxmlformats.org/officeDocument/2006/math" xmlns:v="urn:schemas-microsoft-com:vml" xmlns:wp14="http://schemas.microsoft.com/office/word/2010/wordprocessingDrawing" xmlns:wp="http://schemas.openxmlformats.org/drawingml/2006/wordprocessingDrawing" xmlns:w10="urn:schemas-microsoft-com:office:word" xmlns:w="http://schemas.openxmlformats.org/wordprocessingml/2006/main" xmlns:w14="http://schemas.microsoft.com/office/word/2010/wordml" xmlns:w15="http://schemas.microsoft.com/office/word/2012/wordml" xmlns:w16cex="http://schemas.microsoft.com/office/word/2018/wordml/cex" xmlns:w16cid="http://schemas.microsoft.com/office/word/2016/wordml/cid" xmlns:w16="http://schemas.microsoft.com/office/word/2018/wordml" xmlns:w16sdtdh="http://schemas.microsoft.com/office/word/2020/wordml/sdtdatahash" xmlns:w16se="http://schemas.microsoft.com/office/word/2015/wordml/symex" xmlns:wpg="http://schemas.microsoft.com/office/word/2010/wordprocessingGroup" xmlns:wpi="http://schemas.microsoft.com/office/word/2010/wordprocessingInk" xmlns:wne="http://schemas.microsoft.com/office/word/2006/wordml" xmlns:wps="http://schemas.microsoft.com/office/word/2010/wordprocessingShape" mc:Ignorable="w14 w15 w16se w16cid w16 w16cex w16sdtdh wp14">
   <w:footnote w:type="separator" w:id="-1">
     <w:p>
       <w:r>
@@ -4988,7 +4969,7 @@
 </file>
 
 <file path=word/header1.xml><?xml version="1.0" encoding="utf-8"?>
-<w:hdr xmlns:wpc="http://schemas.microsoft.com/office/word/2010/wordprocessingCanvas" xmlns:mc="http://schemas.openxmlformats.org/markup-compatibility/2006" xmlns:o="urn:schemas-microsoft-com:office:office" xmlns:r="http://schemas.openxmlformats.org/officeDocument/2006/relationships" xmlns:m="http://schemas.openxmlformats.org/officeDocument/2006/math" xmlns:v="urn:schemas-microsoft-com:vml" xmlns:wp14="http://schemas.microsoft.com/office/word/2010/wordprocessingDrawing" xmlns:wp="http://schemas.openxmlformats.org/drawingml/2006/wordprocessingDrawing" xmlns:w10="urn:schemas-microsoft-com:office:word" xmlns:w="http://schemas.openxmlformats.org/wordprocessingml/2006/main" xmlns:w14="http://schemas.microsoft.com/office/word/2010/wordml" xmlns:wpg="http://schemas.microsoft.com/office/word/2010/wordprocessingGroup" xmlns:wpi="http://schemas.microsoft.com/office/word/2010/wordprocessingInk" xmlns:wne="http://schemas.microsoft.com/office/word/2006/wordml" xmlns:wps="http://schemas.microsoft.com/office/word/2010/wordprocessingShape" mc:Ignorable="w14 wp14">
+<w:hdr xmlns:wpc="http://schemas.microsoft.com/office/word/2010/wordprocessingCanvas" xmlns:cx="http://schemas.microsoft.com/office/drawing/2014/chartex" xmlns:cx1="http://schemas.microsoft.com/office/drawing/2015/9/8/chartex" xmlns:cx2="http://schemas.microsoft.com/office/drawing/2015/10/21/chartex" xmlns:cx3="http://schemas.microsoft.com/office/drawing/2016/5/9/chartex" xmlns:cx4="http://schemas.microsoft.com/office/drawing/2016/5/10/chartex" xmlns:cx5="http://schemas.microsoft.com/office/drawing/2016/5/11/chartex" xmlns:cx6="http://schemas.microsoft.com/office/drawing/2016/5/12/chartex" xmlns:cx7="http://schemas.microsoft.com/office/drawing/2016/5/13/chartex" xmlns:cx8="http://schemas.microsoft.com/office/drawing/2016/5/14/chartex" xmlns:mc="http://schemas.openxmlformats.org/markup-compatibility/2006" xmlns:aink="http://schemas.microsoft.com/office/drawing/2016/ink" xmlns:am3d="http://schemas.microsoft.com/office/drawing/2017/model3d" xmlns:o="urn:schemas-microsoft-com:office:office" xmlns:oel="http://schemas.microsoft.com/office/2019/extlst" xmlns:r="http://schemas.openxmlformats.org/officeDocument/2006/relationships" xmlns:m="http://schemas.openxmlformats.org/officeDocument/2006/math" xmlns:v="urn:schemas-microsoft-com:vml" xmlns:wp14="http://schemas.microsoft.com/office/word/2010/wordprocessingDrawing" xmlns:wp="http://schemas.openxmlformats.org/drawingml/2006/wordprocessingDrawing" xmlns:w10="urn:schemas-microsoft-com:office:word" xmlns:w="http://schemas.openxmlformats.org/wordprocessingml/2006/main" xmlns:w14="http://schemas.microsoft.com/office/word/2010/wordml" xmlns:w15="http://schemas.microsoft.com/office/word/2012/wordml" xmlns:w16cex="http://schemas.microsoft.com/office/word/2018/wordml/cex" xmlns:w16cid="http://schemas.microsoft.com/office/word/2016/wordml/cid" xmlns:w16="http://schemas.microsoft.com/office/word/2018/wordml" xmlns:w16sdtdh="http://schemas.microsoft.com/office/word/2020/wordml/sdtdatahash" xmlns:w16se="http://schemas.microsoft.com/office/word/2015/wordml/symex" xmlns:wpg="http://schemas.microsoft.com/office/word/2010/wordprocessingGroup" xmlns:wpi="http://schemas.microsoft.com/office/word/2010/wordprocessingInk" xmlns:wne="http://schemas.microsoft.com/office/word/2006/wordml" xmlns:wps="http://schemas.microsoft.com/office/word/2010/wordprocessingShape" mc:Ignorable="w14 w15 w16se w16cid w16 w16cex w16sdtdh wp14">
   <w:tbl>
     <w:tblPr>
       <w:tblW w:w="10348" w:type="dxa"/>
@@ -5005,9 +4986,8 @@
     </w:tblPr>
     <w:tblGrid>
       <w:gridCol w:w="1843"/>
-      <w:gridCol w:w="1701"/>
-      <w:gridCol w:w="537"/>
-      <w:gridCol w:w="2709"/>
+      <w:gridCol w:w="1409"/>
+      <w:gridCol w:w="3538"/>
       <w:gridCol w:w="1857"/>
       <w:gridCol w:w="1701"/>
     </w:tblGrid>
@@ -5026,7 +5006,7 @@
             <w:pStyle w:val="Header"/>
             <w:rPr>
               <w:rFonts w:ascii="Calibri" w:eastAsia="Calibri" w:hAnsi="Calibri"/>
-              <w:color w:val="FF0000"/>
+              <w:color w:val="000000" w:themeColor="text1"/>
             </w:rPr>
           </w:pPr>
           <w:r>
@@ -5034,7 +5014,7 @@
               <w:rFonts w:eastAsia="Calibri"/>
               <w:i/>
               <w:noProof/>
-              <w:color w:val="FF0000"/>
+              <w:color w:val="000000" w:themeColor="text1"/>
               <w:lang w:val="en-US"/>
             </w:rPr>
             <w:drawing>
@@ -5091,7 +5071,7 @@
       <w:tc>
         <w:tcPr>
           <w:tcW w:w="6804" w:type="dxa"/>
-          <w:gridSpan w:val="4"/>
+          <w:gridSpan w:val="3"/>
           <w:shd w:val="clear" w:color="auto" w:fill="auto"/>
         </w:tcPr>
         <w:p>
@@ -5100,13 +5080,13 @@
             <w:jc w:val="center"/>
             <w:rPr>
               <w:rFonts w:ascii="Calibri" w:eastAsia="Calibri" w:hAnsi="Calibri"/>
-              <w:color w:val="FF0000"/>
+              <w:color w:val="000000" w:themeColor="text1"/>
             </w:rPr>
           </w:pPr>
           <w:r>
             <w:rPr>
               <w:rFonts w:ascii="Calibri" w:eastAsia="Calibri" w:hAnsi="Calibri"/>
-              <w:color w:val="FF0000"/>
+              <w:color w:val="000000" w:themeColor="text1"/>
               <w:sz w:val="22"/>
               <w:szCs w:val="22"/>
             </w:rPr>
@@ -5128,7 +5108,7 @@
               <w:rFonts w:ascii="Calibri" w:eastAsia="Calibri" w:hAnsi="Calibri"/>
               <w:b/>
               <w:bCs/>
-              <w:color w:val="A5A5A5"/>
+              <w:color w:val="000000" w:themeColor="text1"/>
               <w:sz w:val="28"/>
               <w:szCs w:val="28"/>
             </w:rPr>
@@ -5138,7 +5118,7 @@
               <w:rFonts w:ascii="Calibri" w:eastAsia="Calibri" w:hAnsi="Calibri"/>
               <w:b/>
               <w:bCs/>
-              <w:color w:val="A5A5A5"/>
+              <w:color w:val="000000" w:themeColor="text1"/>
               <w:sz w:val="28"/>
               <w:szCs w:val="28"/>
             </w:rPr>
@@ -5164,7 +5144,7 @@
               <w:rFonts w:eastAsia="Calibri"/>
               <w:i/>
               <w:noProof/>
-              <w:color w:val="FF0000"/>
+              <w:color w:val="000000" w:themeColor="text1"/>
             </w:rPr>
           </w:pPr>
         </w:p>
@@ -5172,7 +5152,7 @@
       <w:tc>
         <w:tcPr>
           <w:tcW w:w="6804" w:type="dxa"/>
-          <w:gridSpan w:val="4"/>
+          <w:gridSpan w:val="3"/>
           <w:shd w:val="clear" w:color="auto" w:fill="auto"/>
         </w:tcPr>
         <w:p>
@@ -5181,7 +5161,7 @@
             <w:jc w:val="center"/>
             <w:rPr>
               <w:rFonts w:ascii="Calibri" w:eastAsia="Calibri" w:hAnsi="Calibri"/>
-              <w:color w:val="FF0000"/>
+              <w:color w:val="000000" w:themeColor="text1"/>
               <w:sz w:val="22"/>
               <w:szCs w:val="22"/>
             </w:rPr>
@@ -5189,7 +5169,7 @@
           <w:r>
             <w:rPr>
               <w:rFonts w:ascii="Calibri" w:eastAsia="Calibri" w:hAnsi="Calibri"/>
-              <w:color w:val="FF0000"/>
+              <w:color w:val="000000" w:themeColor="text1"/>
               <w:sz w:val="22"/>
               <w:szCs w:val="22"/>
             </w:rPr>
@@ -5199,21 +5179,23 @@
             <w:rPr>
               <w:rFonts w:ascii="Calibri" w:eastAsia="Calibri" w:hAnsi="Calibri"/>
               <w:b/>
-              <w:color w:val="FF0000"/>
-              <w:sz w:val="32"/>
-              <w:szCs w:val="32"/>
+              <w:bCs/>
+              <w:color w:val="000000" w:themeColor="text1"/>
+              <w:sz w:val="28"/>
+              <w:szCs w:val="28"/>
             </w:rPr>
-            <w:t>Control of Quality Do</w:t>
+            <w:t xml:space="preserve">SOP For </w:t>
           </w:r>
           <w:r>
             <w:rPr>
               <w:rFonts w:ascii="Calibri" w:eastAsia="Calibri" w:hAnsi="Calibri"/>
               <w:b/>
-              <w:color w:val="FF0000"/>
-              <w:sz w:val="32"/>
-              <w:szCs w:val="32"/>
+              <w:bCs/>
+              <w:color w:val="000000" w:themeColor="text1"/>
+              <w:sz w:val="28"/>
+              <w:szCs w:val="28"/>
             </w:rPr>
-            <w:t>cument</w:t>
+            <w:t>Control of Quality Document</w:t>
           </w:r>
         </w:p>
       </w:tc>
@@ -5228,7 +5210,7 @@
             <w:pStyle w:val="Header"/>
             <w:rPr>
               <w:rFonts w:ascii="Calibri" w:eastAsia="Calibri" w:hAnsi="Calibri"/>
-              <w:color w:val="FF0000"/>
+              <w:color w:val="000000" w:themeColor="text1"/>
             </w:rPr>
           </w:pPr>
         </w:p>
@@ -5249,14 +5231,14 @@
             <w:pStyle w:val="Header"/>
             <w:rPr>
               <w:rFonts w:ascii="Calibri" w:eastAsia="Calibri" w:hAnsi="Calibri"/>
-              <w:color w:val="FF0000"/>
+              <w:color w:val="000000" w:themeColor="text1"/>
             </w:rPr>
           </w:pPr>
           <w:r>
             <w:rPr>
               <w:rFonts w:ascii="Calibri" w:eastAsia="Calibri" w:hAnsi="Calibri"/>
               <w:b/>
-              <w:color w:val="FF0000"/>
+              <w:color w:val="000000" w:themeColor="text1"/>
               <w:szCs w:val="22"/>
             </w:rPr>
             <w:t>Department</w:t>
@@ -5265,7 +5247,7 @@
       </w:tc>
       <w:tc>
         <w:tcPr>
-          <w:tcW w:w="1701" w:type="dxa"/>
+          <w:tcW w:w="1409" w:type="dxa"/>
           <w:vMerge w:val="restart"/>
           <w:shd w:val="clear" w:color="auto" w:fill="auto"/>
         </w:tcPr>
@@ -5274,13 +5256,13 @@
             <w:pStyle w:val="Header"/>
             <w:rPr>
               <w:rFonts w:ascii="Calibri" w:eastAsia="Calibri" w:hAnsi="Calibri"/>
-              <w:color w:val="FF0000"/>
+              <w:color w:val="000000" w:themeColor="text1"/>
             </w:rPr>
           </w:pPr>
           <w:r>
             <w:rPr>
               <w:rFonts w:ascii="Calibri" w:eastAsia="Calibri" w:hAnsi="Calibri"/>
-              <w:color w:val="FF0000"/>
+              <w:color w:val="000000" w:themeColor="text1"/>
             </w:rPr>
             <w:t>Unit:</w:t>
           </w:r>
@@ -5288,8 +5270,7 @@
       </w:tc>
       <w:tc>
         <w:tcPr>
-          <w:tcW w:w="3246" w:type="dxa"/>
-          <w:gridSpan w:val="2"/>
+          <w:tcW w:w="3538" w:type="dxa"/>
           <w:vMerge w:val="restart"/>
           <w:shd w:val="clear" w:color="auto" w:fill="auto"/>
         </w:tcPr>
@@ -5299,7 +5280,7 @@
             <w:jc w:val="center"/>
             <w:rPr>
               <w:rFonts w:ascii="Calibri" w:eastAsia="Calibri" w:hAnsi="Calibri"/>
-              <w:color w:val="FF0000"/>
+              <w:color w:val="000000" w:themeColor="text1"/>
               <w:sz w:val="22"/>
               <w:szCs w:val="22"/>
             </w:rPr>
@@ -5313,7 +5294,7 @@
               <w:rFonts w:ascii="Calibri" w:eastAsia="Calibri" w:hAnsi="Calibri"/>
               <w:b/>
               <w:bCs/>
-              <w:color w:val="FF0000"/>
+              <w:color w:val="000000" w:themeColor="text1"/>
             </w:rPr>
           </w:pPr>
           <w:r>
@@ -5321,9 +5302,18 @@
               <w:rFonts w:ascii="Calibri" w:eastAsia="Calibri" w:hAnsi="Calibri"/>
               <w:b/>
               <w:bCs/>
-              <w:color w:val="FF0000"/>
+              <w:color w:val="000000" w:themeColor="text1"/>
             </w:rPr>
-            <w:t>SOP No.: BML-QDG-QA-002</w:t>
+            <w:t>SOP No.: BML-QDG-QA-00</w:t>
+          </w:r>
+          <w:r>
+            <w:rPr>
+              <w:rFonts w:ascii="Calibri" w:eastAsia="Calibri" w:hAnsi="Calibri"/>
+              <w:b/>
+              <w:bCs/>
+              <w:color w:val="000000" w:themeColor="text1"/>
+            </w:rPr>
+            <w:t>4</w:t>
           </w:r>
         </w:p>
       </w:tc>
@@ -5339,14 +5329,14 @@
             <w:jc w:val="center"/>
             <w:rPr>
               <w:rFonts w:ascii="Calibri" w:eastAsia="Calibri" w:hAnsi="Calibri"/>
-              <w:color w:val="FF0000"/>
+              <w:color w:val="000000" w:themeColor="text1"/>
             </w:rPr>
           </w:pPr>
           <w:r>
             <w:rPr>
               <w:rFonts w:ascii="Calibri" w:eastAsia="Calibri" w:hAnsi="Calibri"/>
               <w:b/>
-              <w:color w:val="FF0000"/>
+              <w:color w:val="000000" w:themeColor="text1"/>
               <w:szCs w:val="22"/>
             </w:rPr>
             <w:t>Revision No.:</w:t>
@@ -5365,13 +5355,13 @@
             <w:jc w:val="center"/>
             <w:rPr>
               <w:rFonts w:ascii="Calibri" w:eastAsia="Calibri" w:hAnsi="Calibri"/>
-              <w:color w:val="FF0000"/>
+              <w:color w:val="000000" w:themeColor="text1"/>
             </w:rPr>
           </w:pPr>
           <w:r>
             <w:rPr>
               <w:rFonts w:ascii="Calibri" w:eastAsia="Calibri" w:hAnsi="Calibri"/>
-              <w:color w:val="FF0000"/>
+              <w:color w:val="000000" w:themeColor="text1"/>
             </w:rPr>
             <w:t>03</w:t>
           </w:r>
@@ -5394,7 +5384,7 @@
             <w:rPr>
               <w:rFonts w:ascii="Calibri" w:eastAsia="Calibri" w:hAnsi="Calibri"/>
               <w:b/>
-              <w:color w:val="FF0000"/>
+              <w:color w:val="000000" w:themeColor="text1"/>
               <w:szCs w:val="22"/>
             </w:rPr>
           </w:pPr>
@@ -5402,7 +5392,7 @@
       </w:tc>
       <w:tc>
         <w:tcPr>
-          <w:tcW w:w="1701" w:type="dxa"/>
+          <w:tcW w:w="1409" w:type="dxa"/>
           <w:vMerge/>
           <w:shd w:val="clear" w:color="auto" w:fill="auto"/>
         </w:tcPr>
@@ -5411,15 +5401,14 @@
             <w:pStyle w:val="Header"/>
             <w:rPr>
               <w:rFonts w:ascii="Calibri" w:eastAsia="Calibri" w:hAnsi="Calibri"/>
-              <w:color w:val="FF0000"/>
+              <w:color w:val="000000" w:themeColor="text1"/>
             </w:rPr>
           </w:pPr>
         </w:p>
       </w:tc>
       <w:tc>
         <w:tcPr>
-          <w:tcW w:w="3246" w:type="dxa"/>
-          <w:gridSpan w:val="2"/>
+          <w:tcW w:w="3538" w:type="dxa"/>
           <w:vMerge/>
           <w:shd w:val="clear" w:color="auto" w:fill="auto"/>
         </w:tcPr>
@@ -5429,7 +5418,7 @@
             <w:jc w:val="center"/>
             <w:rPr>
               <w:rFonts w:ascii="Calibri" w:eastAsia="Calibri" w:hAnsi="Calibri"/>
-              <w:color w:val="FF0000"/>
+              <w:color w:val="000000" w:themeColor="text1"/>
               <w:sz w:val="22"/>
               <w:szCs w:val="22"/>
             </w:rPr>
@@ -5449,7 +5438,7 @@
             <w:rPr>
               <w:rFonts w:ascii="Calibri" w:eastAsia="Calibri" w:hAnsi="Calibri"/>
               <w:b/>
-              <w:color w:val="FF0000"/>
+              <w:color w:val="000000" w:themeColor="text1"/>
               <w:szCs w:val="22"/>
             </w:rPr>
           </w:pPr>
@@ -5457,7 +5446,7 @@
             <w:rPr>
               <w:rFonts w:ascii="Calibri" w:eastAsia="Calibri" w:hAnsi="Calibri"/>
               <w:b/>
-              <w:color w:val="FF0000"/>
+              <w:color w:val="000000" w:themeColor="text1"/>
               <w:szCs w:val="22"/>
             </w:rPr>
             <w:t>Effective Date:</w:t>
@@ -5476,7 +5465,7 @@
             <w:rPr>
               <w:rFonts w:ascii="Calibri" w:eastAsia="Calibri" w:hAnsi="Calibri"/>
               <w:b/>
-              <w:color w:val="FF0000"/>
+              <w:color w:val="000000" w:themeColor="text1"/>
               <w:szCs w:val="22"/>
             </w:rPr>
           </w:pPr>
@@ -5484,16 +5473,16 @@
             <w:rPr>
               <w:rFonts w:ascii="Calibri" w:eastAsia="Calibri" w:hAnsi="Calibri"/>
               <w:b/>
-              <w:color w:val="FF0000"/>
+              <w:color w:val="000000" w:themeColor="text1"/>
               <w:szCs w:val="22"/>
             </w:rPr>
-            <w:t>January</w:t>
+            <w:t>April</w:t>
           </w:r>
           <w:r>
             <w:rPr>
               <w:rFonts w:ascii="Calibri" w:eastAsia="Calibri" w:hAnsi="Calibri"/>
               <w:b/>
-              <w:color w:val="FF0000"/>
+              <w:color w:val="000000" w:themeColor="text1"/>
               <w:szCs w:val="22"/>
             </w:rPr>
             <w:t>, 202</w:t>
@@ -5502,10 +5491,10 @@
             <w:rPr>
               <w:rFonts w:ascii="Calibri" w:eastAsia="Calibri" w:hAnsi="Calibri"/>
               <w:b/>
-              <w:color w:val="FF0000"/>
+              <w:color w:val="000000" w:themeColor="text1"/>
               <w:szCs w:val="22"/>
             </w:rPr>
-            <w:t>4</w:t>
+            <w:t>5</w:t>
           </w:r>
         </w:p>
       </w:tc>
@@ -5525,7 +5514,7 @@
             <w:rPr>
               <w:rFonts w:ascii="Calibri" w:eastAsia="Calibri" w:hAnsi="Calibri"/>
               <w:bCs/>
-              <w:color w:val="FF0000"/>
+              <w:color w:val="000000" w:themeColor="text1"/>
               <w:szCs w:val="22"/>
             </w:rPr>
           </w:pPr>
@@ -5533,7 +5522,7 @@
             <w:rPr>
               <w:rFonts w:ascii="Calibri" w:eastAsia="Calibri" w:hAnsi="Calibri"/>
               <w:bCs/>
-              <w:color w:val="FF0000"/>
+              <w:color w:val="000000" w:themeColor="text1"/>
               <w:szCs w:val="22"/>
             </w:rPr>
             <w:t>QUALITY</w:t>
@@ -5542,7 +5531,7 @@
       </w:tc>
       <w:tc>
         <w:tcPr>
-          <w:tcW w:w="1701" w:type="dxa"/>
+          <w:tcW w:w="1409" w:type="dxa"/>
           <w:shd w:val="clear" w:color="auto" w:fill="auto"/>
         </w:tcPr>
         <w:p>
@@ -5550,29 +5539,21 @@
             <w:pStyle w:val="Header"/>
             <w:rPr>
               <w:rFonts w:ascii="Calibri" w:eastAsia="Calibri" w:hAnsi="Calibri"/>
-              <w:color w:val="FF0000"/>
+              <w:color w:val="000000" w:themeColor="text1"/>
             </w:rPr>
           </w:pPr>
           <w:r>
             <w:rPr>
               <w:rFonts w:ascii="Calibri" w:eastAsia="Calibri" w:hAnsi="Calibri"/>
-              <w:color w:val="FF0000"/>
+              <w:color w:val="000000" w:themeColor="text1"/>
             </w:rPr>
-            <w:t>QUALITY</w:t>
-          </w:r>
-          <w:r>
-            <w:rPr>
-              <w:rFonts w:ascii="Calibri" w:eastAsia="Calibri" w:hAnsi="Calibri"/>
-              <w:color w:val="FF0000"/>
-            </w:rPr>
-            <w:t xml:space="preserve"> ASSURANCE</w:t>
+            <w:t>QUALITY ASSURANCE</w:t>
           </w:r>
         </w:p>
       </w:tc>
       <w:tc>
         <w:tcPr>
-          <w:tcW w:w="3246" w:type="dxa"/>
-          <w:gridSpan w:val="2"/>
+          <w:tcW w:w="3538" w:type="dxa"/>
           <w:vMerge/>
           <w:shd w:val="clear" w:color="auto" w:fill="auto"/>
         </w:tcPr>
@@ -5581,7 +5562,7 @@
             <w:pStyle w:val="Header"/>
             <w:rPr>
               <w:rFonts w:ascii="Calibri" w:eastAsia="Calibri" w:hAnsi="Calibri"/>
-              <w:color w:val="FF0000"/>
+              <w:color w:val="000000" w:themeColor="text1"/>
               <w:sz w:val="22"/>
               <w:szCs w:val="22"/>
             </w:rPr>
@@ -5600,26 +5581,17 @@
             <w:jc w:val="center"/>
             <w:rPr>
               <w:rFonts w:ascii="Calibri" w:eastAsia="Calibri" w:hAnsi="Calibri"/>
-              <w:color w:val="FF0000"/>
+              <w:color w:val="000000" w:themeColor="text1"/>
             </w:rPr>
           </w:pPr>
           <w:r>
             <w:rPr>
               <w:rFonts w:ascii="Calibri" w:eastAsia="Calibri" w:hAnsi="Calibri"/>
               <w:b/>
-              <w:color w:val="FF0000"/>
+              <w:color w:val="000000" w:themeColor="text1"/>
               <w:szCs w:val="22"/>
             </w:rPr>
-            <w:t xml:space="preserve">Next </w:t>
-          </w:r>
-          <w:r>
-            <w:rPr>
-              <w:rFonts w:ascii="Calibri" w:eastAsia="Calibri" w:hAnsi="Calibri"/>
-              <w:b/>
-              <w:color w:val="FF0000"/>
-              <w:szCs w:val="22"/>
-            </w:rPr>
-            <w:t>Review Date:</w:t>
+            <w:t>Next Review Date:</w:t>
           </w:r>
         </w:p>
       </w:tc>
@@ -5636,7 +5608,7 @@
             <w:rPr>
               <w:rFonts w:ascii="Calibri" w:eastAsia="Calibri" w:hAnsi="Calibri"/>
               <w:b/>
-              <w:color w:val="FF0000"/>
+              <w:color w:val="000000" w:themeColor="text1"/>
               <w:szCs w:val="22"/>
             </w:rPr>
           </w:pPr>
@@ -5644,16 +5616,16 @@
             <w:rPr>
               <w:rFonts w:ascii="Calibri" w:eastAsia="Calibri" w:hAnsi="Calibri"/>
               <w:b/>
-              <w:color w:val="FF0000"/>
+              <w:color w:val="000000" w:themeColor="text1"/>
               <w:szCs w:val="22"/>
             </w:rPr>
-            <w:t>December</w:t>
+            <w:t>March</w:t>
           </w:r>
           <w:r>
             <w:rPr>
               <w:rFonts w:ascii="Calibri" w:eastAsia="Calibri" w:hAnsi="Calibri"/>
               <w:b/>
-              <w:color w:val="FF0000"/>
+              <w:color w:val="000000" w:themeColor="text1"/>
               <w:szCs w:val="22"/>
             </w:rPr>
             <w:t>, 202</w:t>
@@ -5662,10 +5634,10 @@
             <w:rPr>
               <w:rFonts w:ascii="Calibri" w:eastAsia="Calibri" w:hAnsi="Calibri"/>
               <w:b/>
-              <w:color w:val="FF0000"/>
+              <w:color w:val="000000" w:themeColor="text1"/>
               <w:szCs w:val="22"/>
             </w:rPr>
-            <w:t>6</w:t>
+            <w:t>7</w:t>
           </w:r>
         </w:p>
       </w:tc>
@@ -5673,8 +5645,8 @@
     <w:tr>
       <w:tc>
         <w:tcPr>
-          <w:tcW w:w="4081" w:type="dxa"/>
-          <w:gridSpan w:val="3"/>
+          <w:tcW w:w="3252" w:type="dxa"/>
+          <w:gridSpan w:val="2"/>
           <w:shd w:val="clear" w:color="auto" w:fill="auto"/>
         </w:tcPr>
         <w:p>
@@ -5684,7 +5656,7 @@
               <w:rFonts w:ascii="Calibri" w:eastAsia="Calibri" w:hAnsi="Calibri"/>
               <w:b/>
               <w:bCs/>
-              <w:color w:val="FF0000"/>
+              <w:color w:val="000000" w:themeColor="text1"/>
             </w:rPr>
           </w:pPr>
           <w:r>
@@ -5692,7 +5664,7 @@
               <w:rFonts w:ascii="Calibri" w:eastAsia="Calibri" w:hAnsi="Calibri"/>
               <w:b/>
               <w:bCs/>
-              <w:color w:val="FF0000"/>
+              <w:color w:val="000000" w:themeColor="text1"/>
             </w:rPr>
             <w:t xml:space="preserve">Prepared By: </w:t>
           </w:r>
@@ -5705,14 +5677,14 @@
               <w:rFonts w:ascii="Calibri" w:eastAsia="Calibri" w:hAnsi="Calibri"/>
               <w:b/>
               <w:bCs/>
-              <w:color w:val="FF0000"/>
+              <w:color w:val="000000" w:themeColor="text1"/>
             </w:rPr>
           </w:pPr>
         </w:p>
       </w:tc>
       <w:tc>
         <w:tcPr>
-          <w:tcW w:w="2709" w:type="dxa"/>
+          <w:tcW w:w="3538" w:type="dxa"/>
           <w:shd w:val="clear" w:color="auto" w:fill="auto"/>
         </w:tcPr>
         <w:p>
@@ -5722,7 +5694,7 @@
               <w:rFonts w:ascii="Calibri" w:eastAsia="Calibri" w:hAnsi="Calibri"/>
               <w:b/>
               <w:bCs/>
-              <w:color w:val="FF0000"/>
+              <w:color w:val="000000" w:themeColor="text1"/>
             </w:rPr>
           </w:pPr>
           <w:r>
@@ -5730,7 +5702,7 @@
               <w:rFonts w:ascii="Calibri" w:eastAsia="Calibri" w:hAnsi="Calibri"/>
               <w:b/>
               <w:bCs/>
-              <w:color w:val="FF0000"/>
+              <w:color w:val="000000" w:themeColor="text1"/>
             </w:rPr>
             <w:t>Checked By:</w:t>
           </w:r>
@@ -5749,7 +5721,7 @@
               <w:rFonts w:ascii="Calibri" w:eastAsia="Calibri" w:hAnsi="Calibri"/>
               <w:b/>
               <w:bCs/>
-              <w:color w:val="FF0000"/>
+              <w:color w:val="000000" w:themeColor="text1"/>
             </w:rPr>
           </w:pPr>
           <w:r>
@@ -5757,7 +5729,7 @@
               <w:rFonts w:ascii="Calibri" w:eastAsia="Calibri" w:hAnsi="Calibri"/>
               <w:b/>
               <w:bCs/>
-              <w:color w:val="FF0000"/>
+              <w:color w:val="000000" w:themeColor="text1"/>
             </w:rPr>
             <w:t>Approved By:</w:t>
           </w:r>
@@ -5767,8 +5739,8 @@
     <w:tr>
       <w:tc>
         <w:tcPr>
-          <w:tcW w:w="4081" w:type="dxa"/>
-          <w:gridSpan w:val="3"/>
+          <w:tcW w:w="3252" w:type="dxa"/>
+          <w:gridSpan w:val="2"/>
           <w:shd w:val="clear" w:color="auto" w:fill="auto"/>
         </w:tcPr>
         <w:p>
@@ -5776,7 +5748,7 @@
             <w:pStyle w:val="Header"/>
             <w:rPr>
               <w:rFonts w:ascii="Calibri" w:eastAsia="Calibri" w:hAnsi="Calibri"/>
-              <w:color w:val="FF0000"/>
+              <w:color w:val="000000" w:themeColor="text1"/>
             </w:rPr>
           </w:pPr>
           <w:r>
@@ -5784,33 +5756,15 @@
               <w:rFonts w:ascii="Calibri" w:eastAsia="Calibri" w:hAnsi="Calibri"/>
               <w:b/>
               <w:bCs/>
-              <w:color w:val="FF0000"/>
+              <w:color w:val="000000" w:themeColor="text1"/>
             </w:rPr>
-            <w:t>S</w:t>
-          </w:r>
-          <w:r>
-            <w:rPr>
-              <w:rFonts w:ascii="Calibri" w:eastAsia="Calibri" w:hAnsi="Calibri"/>
-              <w:b/>
-              <w:bCs/>
-              <w:color w:val="FF0000"/>
-            </w:rPr>
-            <w:t>ign/date</w:t>
-          </w:r>
-          <w:r>
-            <w:rPr>
-              <w:rFonts w:ascii="Calibri" w:eastAsia="Calibri" w:hAnsi="Calibri"/>
-              <w:b/>
-              <w:bCs/>
-              <w:color w:val="FF0000"/>
-            </w:rPr>
-            <w:t>:</w:t>
+            <w:t>Sign/date:</w:t>
           </w:r>
         </w:p>
       </w:tc>
       <w:tc>
         <w:tcPr>
-          <w:tcW w:w="2709" w:type="dxa"/>
+          <w:tcW w:w="3538" w:type="dxa"/>
           <w:shd w:val="clear" w:color="auto" w:fill="auto"/>
         </w:tcPr>
         <w:p>
@@ -5818,7 +5772,7 @@
             <w:pStyle w:val="Header"/>
             <w:rPr>
               <w:rFonts w:ascii="Calibri" w:eastAsia="Calibri" w:hAnsi="Calibri"/>
-              <w:color w:val="FF0000"/>
+              <w:color w:val="000000" w:themeColor="text1"/>
             </w:rPr>
           </w:pPr>
           <w:r>
@@ -5826,27 +5780,9 @@
               <w:rFonts w:ascii="Calibri" w:eastAsia="Calibri" w:hAnsi="Calibri"/>
               <w:b/>
               <w:bCs/>
-              <w:color w:val="FF0000"/>
+              <w:color w:val="000000" w:themeColor="text1"/>
             </w:rPr>
-            <w:t>S</w:t>
-          </w:r>
-          <w:r>
-            <w:rPr>
-              <w:rFonts w:ascii="Calibri" w:eastAsia="Calibri" w:hAnsi="Calibri"/>
-              <w:b/>
-              <w:bCs/>
-              <w:color w:val="FF0000"/>
-            </w:rPr>
-            <w:t>ign/date</w:t>
-          </w:r>
-          <w:r>
-            <w:rPr>
-              <w:rFonts w:ascii="Calibri" w:eastAsia="Calibri" w:hAnsi="Calibri"/>
-              <w:b/>
-              <w:bCs/>
-              <w:color w:val="FF0000"/>
-            </w:rPr>
-            <w:t>:</w:t>
+            <w:t>Sign/date:</w:t>
           </w:r>
         </w:p>
       </w:tc>
@@ -5862,7 +5798,7 @@
             <w:rPr>
               <w:rFonts w:ascii="Calibri" w:eastAsia="Calibri" w:hAnsi="Calibri"/>
               <w:b/>
-              <w:color w:val="FF0000"/>
+              <w:color w:val="000000" w:themeColor="text1"/>
               <w:szCs w:val="22"/>
             </w:rPr>
           </w:pPr>
@@ -5871,27 +5807,9 @@
               <w:rFonts w:ascii="Calibri" w:eastAsia="Calibri" w:hAnsi="Calibri"/>
               <w:b/>
               <w:bCs/>
-              <w:color w:val="FF0000"/>
+              <w:color w:val="000000" w:themeColor="text1"/>
             </w:rPr>
-            <w:t>S</w:t>
-          </w:r>
-          <w:r>
-            <w:rPr>
-              <w:rFonts w:ascii="Calibri" w:eastAsia="Calibri" w:hAnsi="Calibri"/>
-              <w:b/>
-              <w:bCs/>
-              <w:color w:val="FF0000"/>
-            </w:rPr>
-            <w:t>ign/date</w:t>
-          </w:r>
-          <w:r>
-            <w:rPr>
-              <w:rFonts w:ascii="Calibri" w:eastAsia="Calibri" w:hAnsi="Calibri"/>
-              <w:b/>
-              <w:bCs/>
-              <w:color w:val="FF0000"/>
-            </w:rPr>
-            <w:t>:</w:t>
+            <w:t>Sign/date:</w:t>
           </w:r>
         </w:p>
         <w:p>
@@ -5900,7 +5818,7 @@
             <w:rPr>
               <w:rFonts w:ascii="Calibri" w:eastAsia="Calibri" w:hAnsi="Calibri"/>
               <w:b/>
-              <w:color w:val="FF0000"/>
+              <w:color w:val="000000" w:themeColor="text1"/>
               <w:szCs w:val="22"/>
             </w:rPr>
           </w:pPr>
@@ -5912,6 +5830,7 @@
     <w:sdtPr>
       <w:rPr>
         <w:rFonts w:asciiTheme="minorHAnsi" w:hAnsiTheme="minorHAnsi" w:cstheme="minorHAnsi"/>
+        <w:color w:val="000000" w:themeColor="text1"/>
         <w:sz w:val="26"/>
         <w:szCs w:val="26"/>
       </w:rPr>
@@ -5921,13 +5840,13 @@
         <w:docPartUnique/>
       </w:docPartObj>
     </w:sdtPr>
-    <w:sdtEndPr/>
     <w:sdtContent>
       <w:p>
         <w:pPr>
           <w:pStyle w:val="Header"/>
           <w:rPr>
             <w:rFonts w:asciiTheme="minorHAnsi" w:hAnsiTheme="minorHAnsi" w:cstheme="minorHAnsi"/>
+            <w:color w:val="000000" w:themeColor="text1"/>
             <w:sz w:val="26"/>
             <w:szCs w:val="26"/>
           </w:rPr>
@@ -5936,6 +5855,7 @@
           <w:rPr>
             <w:rFonts w:asciiTheme="minorHAnsi" w:hAnsiTheme="minorHAnsi" w:cstheme="minorHAnsi"/>
             <w:noProof/>
+            <w:color w:val="000000" w:themeColor="text1"/>
             <w:sz w:val="26"/>
             <w:szCs w:val="26"/>
           </w:rPr>
@@ -5964,7 +5884,7 @@
               </v:handles>
               <o:lock v:ext="edit" text="t" shapetype="t"/>
             </v:shapetype>
-            <v:shape id="PowerPlusWaterMarkObject1195494002" o:spid="_x0000_s2049" type="#_x0000_t136" style="position:absolute;margin-left:0;margin-top:0;width:558.25pt;height:119.6pt;rotation:315;z-index:-251658752;mso-position-horizontal:center;mso-position-horizontal-relative:margin;mso-position-vertical:center;mso-position-vertical-relative:margin" o:allowincell="f" fillcolor="silver" stroked="f">
+            <v:shape id="PowerPlusWaterMarkObject1195494002" o:spid="_x0000_s1025" type="#_x0000_t136" style="position:absolute;margin-left:0;margin-top:0;width:558.25pt;height:119.6pt;rotation:315;z-index:-251658752;mso-position-horizontal:center;mso-position-horizontal-relative:margin;mso-position-vertical:center;mso-position-vertical-relative:margin" o:allowincell="f" fillcolor="silver" stroked="f">
               <v:fill opacity=".5"/>
               <v:textpath style="font-family:&quot;Calibri&quot;;font-size:1pt" string="BIOMEDICAL LTD"/>
               <w10:wrap anchorx="margin" anchory="margin"/>
@@ -5978,8 +5898,8 @@
 </file>
 
 <file path=word/numbering.xml><?xml version="1.0" encoding="utf-8"?>
-<w:numbering xmlns:wpc="http://schemas.microsoft.com/office/word/2010/wordprocessingCanvas" xmlns:mc="http://schemas.openxmlformats.org/markup-compatibility/2006" xmlns:o="urn:schemas-microsoft-com:office:office" xmlns:r="http://schemas.openxmlformats.org/officeDocument/2006/relationships" xmlns:m="http://schemas.openxmlformats.org/officeDocument/2006/math" xmlns:v="urn:schemas-microsoft-com:vml" xmlns:wp14="http://schemas.microsoft.com/office/word/2010/wordprocessingDrawing" xmlns:wp="http://schemas.openxmlformats.org/drawingml/2006/wordprocessingDrawing" xmlns:w10="urn:schemas-microsoft-com:office:word" xmlns:w="http://schemas.openxmlformats.org/wordprocessingml/2006/main" xmlns:w14="http://schemas.microsoft.com/office/word/2010/wordml" xmlns:wpg="http://schemas.microsoft.com/office/word/2010/wordprocessingGroup" xmlns:wpi="http://schemas.microsoft.com/office/word/2010/wordprocessingInk" xmlns:wne="http://schemas.microsoft.com/office/word/2006/wordml" xmlns:wps="http://schemas.microsoft.com/office/word/2010/wordprocessingShape" mc:Ignorable="w14 wp14">
-  <w:abstractNum w:abstractNumId="0">
+<w:numbering xmlns:wpc="http://schemas.microsoft.com/office/word/2010/wordprocessingCanvas" xmlns:cx="http://schemas.microsoft.com/office/drawing/2014/chartex" xmlns:cx1="http://schemas.microsoft.com/office/drawing/2015/9/8/chartex" xmlns:cx2="http://schemas.microsoft.com/office/drawing/2015/10/21/chartex" xmlns:cx3="http://schemas.microsoft.com/office/drawing/2016/5/9/chartex" xmlns:cx4="http://schemas.microsoft.com/office/drawing/2016/5/10/chartex" xmlns:cx5="http://schemas.microsoft.com/office/drawing/2016/5/11/chartex" xmlns:cx6="http://schemas.microsoft.com/office/drawing/2016/5/12/chartex" xmlns:cx7="http://schemas.microsoft.com/office/drawing/2016/5/13/chartex" xmlns:cx8="http://schemas.microsoft.com/office/drawing/2016/5/14/chartex" xmlns:mc="http://schemas.openxmlformats.org/markup-compatibility/2006" xmlns:aink="http://schemas.microsoft.com/office/drawing/2016/ink" xmlns:am3d="http://schemas.microsoft.com/office/drawing/2017/model3d" xmlns:o="urn:schemas-microsoft-com:office:office" xmlns:oel="http://schemas.microsoft.com/office/2019/extlst" xmlns:r="http://schemas.openxmlformats.org/officeDocument/2006/relationships" xmlns:m="http://schemas.openxmlformats.org/officeDocument/2006/math" xmlns:v="urn:schemas-microsoft-com:vml" xmlns:wp14="http://schemas.microsoft.com/office/word/2010/wordprocessingDrawing" xmlns:wp="http://schemas.openxmlformats.org/drawingml/2006/wordprocessingDrawing" xmlns:w10="urn:schemas-microsoft-com:office:word" xmlns:w="http://schemas.openxmlformats.org/wordprocessingml/2006/main" xmlns:w14="http://schemas.microsoft.com/office/word/2010/wordml" xmlns:w15="http://schemas.microsoft.com/office/word/2012/wordml" xmlns:w16cex="http://schemas.microsoft.com/office/word/2018/wordml/cex" xmlns:w16cid="http://schemas.microsoft.com/office/word/2016/wordml/cid" xmlns:w16="http://schemas.microsoft.com/office/word/2018/wordml" xmlns:w16sdtdh="http://schemas.microsoft.com/office/word/2020/wordml/sdtdatahash" xmlns:w16se="http://schemas.microsoft.com/office/word/2015/wordml/symex" xmlns:wpg="http://schemas.microsoft.com/office/word/2010/wordprocessingGroup" xmlns:wpi="http://schemas.microsoft.com/office/word/2010/wordprocessingInk" xmlns:wne="http://schemas.microsoft.com/office/word/2006/wordml" xmlns:wps="http://schemas.microsoft.com/office/word/2010/wordprocessingShape" mc:Ignorable="w14 w15 w16se w16cid w16 w16cex w16sdtdh wp14">
+  <w:abstractNum w:abstractNumId="0" w15:restartNumberingAfterBreak="0">
     <w:nsid w:val="0A1B70C0"/>
     <w:multiLevelType w:val="hybridMultilevel"/>
     <w:tmpl w:val="9F424A2A"/>
@@ -6092,7 +6012,7 @@
       </w:rPr>
     </w:lvl>
   </w:abstractNum>
-  <w:abstractNum w:abstractNumId="1">
+  <w:abstractNum w:abstractNumId="1" w15:restartNumberingAfterBreak="0">
     <w:nsid w:val="0BD81E45"/>
     <w:multiLevelType w:val="multilevel"/>
     <w:tmpl w:val="59A6B98E"/>
@@ -6206,7 +6126,7 @@
       </w:rPr>
     </w:lvl>
   </w:abstractNum>
-  <w:abstractNum w:abstractNumId="2">
+  <w:abstractNum w:abstractNumId="2" w15:restartNumberingAfterBreak="0">
     <w:nsid w:val="1B246DB4"/>
     <w:multiLevelType w:val="hybridMultilevel"/>
     <w:tmpl w:val="B520035A"/>
@@ -6319,7 +6239,7 @@
       </w:rPr>
     </w:lvl>
   </w:abstractNum>
-  <w:abstractNum w:abstractNumId="3">
+  <w:abstractNum w:abstractNumId="3" w15:restartNumberingAfterBreak="0">
     <w:nsid w:val="223F043C"/>
     <w:multiLevelType w:val="multilevel"/>
     <w:tmpl w:val="FF1801B4"/>
@@ -6441,7 +6361,7 @@
       </w:rPr>
     </w:lvl>
   </w:abstractNum>
-  <w:abstractNum w:abstractNumId="4">
+  <w:abstractNum w:abstractNumId="4" w15:restartNumberingAfterBreak="0">
     <w:nsid w:val="26BC262A"/>
     <w:multiLevelType w:val="multilevel"/>
     <w:tmpl w:val="9AB000FE"/>
@@ -6554,7 +6474,7 @@
       </w:rPr>
     </w:lvl>
   </w:abstractNum>
-  <w:abstractNum w:abstractNumId="5">
+  <w:abstractNum w:abstractNumId="5" w15:restartNumberingAfterBreak="0">
     <w:nsid w:val="2A4C5683"/>
     <w:multiLevelType w:val="hybridMultilevel"/>
     <w:tmpl w:val="4A0E8692"/>
@@ -6667,7 +6587,7 @@
       </w:rPr>
     </w:lvl>
   </w:abstractNum>
-  <w:abstractNum w:abstractNumId="6">
+  <w:abstractNum w:abstractNumId="6" w15:restartNumberingAfterBreak="0">
     <w:nsid w:val="355127AD"/>
     <w:multiLevelType w:val="multilevel"/>
     <w:tmpl w:val="A6A21C62"/>
@@ -6780,7 +6700,7 @@
       </w:rPr>
     </w:lvl>
   </w:abstractNum>
-  <w:abstractNum w:abstractNumId="7">
+  <w:abstractNum w:abstractNumId="7" w15:restartNumberingAfterBreak="0">
     <w:nsid w:val="36E706C0"/>
     <w:multiLevelType w:val="multilevel"/>
     <w:tmpl w:val="945894D8"/>
@@ -6891,7 +6811,7 @@
       </w:rPr>
     </w:lvl>
   </w:abstractNum>
-  <w:abstractNum w:abstractNumId="8">
+  <w:abstractNum w:abstractNumId="8" w15:restartNumberingAfterBreak="0">
     <w:nsid w:val="3A70245F"/>
     <w:multiLevelType w:val="hybridMultilevel"/>
     <w:tmpl w:val="19B6CEB0"/>
@@ -6977,7 +6897,7 @@
       </w:pPr>
     </w:lvl>
   </w:abstractNum>
-  <w:abstractNum w:abstractNumId="9">
+  <w:abstractNum w:abstractNumId="9" w15:restartNumberingAfterBreak="0">
     <w:nsid w:val="40C757D1"/>
     <w:multiLevelType w:val="multilevel"/>
     <w:tmpl w:val="7C540306"/>
@@ -7108,7 +7028,7 @@
       </w:rPr>
     </w:lvl>
   </w:abstractNum>
-  <w:abstractNum w:abstractNumId="10">
+  <w:abstractNum w:abstractNumId="10" w15:restartNumberingAfterBreak="0">
     <w:nsid w:val="41C84B41"/>
     <w:multiLevelType w:val="multilevel"/>
     <w:tmpl w:val="AA7829D6"/>
@@ -7229,7 +7149,7 @@
       </w:rPr>
     </w:lvl>
   </w:abstractNum>
-  <w:abstractNum w:abstractNumId="11">
+  <w:abstractNum w:abstractNumId="11" w15:restartNumberingAfterBreak="0">
     <w:nsid w:val="46FC01FC"/>
     <w:multiLevelType w:val="hybridMultilevel"/>
     <w:tmpl w:val="7A302272"/>
@@ -7315,7 +7235,7 @@
       </w:pPr>
     </w:lvl>
   </w:abstractNum>
-  <w:abstractNum w:abstractNumId="12">
+  <w:abstractNum w:abstractNumId="12" w15:restartNumberingAfterBreak="0">
     <w:nsid w:val="528B5E41"/>
     <w:multiLevelType w:val="hybridMultilevel"/>
     <w:tmpl w:val="645C8C74"/>
@@ -7401,7 +7321,7 @@
       </w:pPr>
     </w:lvl>
   </w:abstractNum>
-  <w:abstractNum w:abstractNumId="13">
+  <w:abstractNum w:abstractNumId="13" w15:restartNumberingAfterBreak="0">
     <w:nsid w:val="63602599"/>
     <w:multiLevelType w:val="hybridMultilevel"/>
     <w:tmpl w:val="45E0F8F2"/>
@@ -7514,7 +7434,7 @@
       </w:rPr>
     </w:lvl>
   </w:abstractNum>
-  <w:abstractNum w:abstractNumId="14">
+  <w:abstractNum w:abstractNumId="14" w15:restartNumberingAfterBreak="0">
     <w:nsid w:val="6618715A"/>
     <w:multiLevelType w:val="multilevel"/>
     <w:tmpl w:val="CC8A5200"/>
@@ -7627,7 +7547,7 @@
       </w:rPr>
     </w:lvl>
   </w:abstractNum>
-  <w:abstractNum w:abstractNumId="15">
+  <w:abstractNum w:abstractNumId="15" w15:restartNumberingAfterBreak="0">
     <w:nsid w:val="731C3A5F"/>
     <w:multiLevelType w:val="multilevel"/>
     <w:tmpl w:val="4F0E5AFC"/>
@@ -7738,7 +7658,7 @@
       </w:rPr>
     </w:lvl>
   </w:abstractNum>
-  <w:abstractNum w:abstractNumId="16">
+  <w:abstractNum w:abstractNumId="16" w15:restartNumberingAfterBreak="0">
     <w:nsid w:val="78243E6B"/>
     <w:multiLevelType w:val="hybridMultilevel"/>
     <w:tmpl w:val="780E2336"/>
@@ -7851,55 +7771,55 @@
       </w:rPr>
     </w:lvl>
   </w:abstractNum>
-  <w:num w:numId="1">
+  <w:num w:numId="1" w16cid:durableId="207644821">
     <w:abstractNumId w:val="3"/>
   </w:num>
-  <w:num w:numId="2">
+  <w:num w:numId="2" w16cid:durableId="902834245">
     <w:abstractNumId w:val="1"/>
   </w:num>
-  <w:num w:numId="3">
+  <w:num w:numId="3" w16cid:durableId="1676568275">
     <w:abstractNumId w:val="13"/>
   </w:num>
-  <w:num w:numId="4">
+  <w:num w:numId="4" w16cid:durableId="1739013105">
     <w:abstractNumId w:val="0"/>
   </w:num>
-  <w:num w:numId="5">
+  <w:num w:numId="5" w16cid:durableId="1555239808">
     <w:abstractNumId w:val="10"/>
   </w:num>
-  <w:num w:numId="6">
+  <w:num w:numId="6" w16cid:durableId="414741927">
     <w:abstractNumId w:val="2"/>
   </w:num>
-  <w:num w:numId="7">
+  <w:num w:numId="7" w16cid:durableId="215050175">
     <w:abstractNumId w:val="5"/>
   </w:num>
-  <w:num w:numId="8">
+  <w:num w:numId="8" w16cid:durableId="1811943714">
     <w:abstractNumId w:val="8"/>
   </w:num>
-  <w:num w:numId="9">
+  <w:num w:numId="9" w16cid:durableId="1012492552">
     <w:abstractNumId w:val="12"/>
   </w:num>
-  <w:num w:numId="10">
+  <w:num w:numId="10" w16cid:durableId="1666980461">
     <w:abstractNumId w:val="16"/>
   </w:num>
-  <w:num w:numId="11">
+  <w:num w:numId="11" w16cid:durableId="802426032">
     <w:abstractNumId w:val="15"/>
   </w:num>
-  <w:num w:numId="12">
+  <w:num w:numId="12" w16cid:durableId="251664064">
     <w:abstractNumId w:val="7"/>
   </w:num>
-  <w:num w:numId="13">
+  <w:num w:numId="13" w16cid:durableId="677201043">
     <w:abstractNumId w:val="11"/>
   </w:num>
-  <w:num w:numId="14">
+  <w:num w:numId="14" w16cid:durableId="705259101">
     <w:abstractNumId w:val="9"/>
   </w:num>
-  <w:num w:numId="15">
+  <w:num w:numId="15" w16cid:durableId="2146922096">
     <w:abstractNumId w:val="14"/>
   </w:num>
-  <w:num w:numId="16">
+  <w:num w:numId="16" w16cid:durableId="1074083201">
     <w:abstractNumId w:val="6"/>
   </w:num>
-  <w:num w:numId="17">
+  <w:num w:numId="17" w16cid:durableId="60522166">
     <w:abstractNumId w:val="4"/>
   </w:num>
   <w:numIdMacAtCleanup w:val="17"/>
@@ -7907,7 +7827,7 @@
 </file>
 
 <file path=word/styles.xml><?xml version="1.0" encoding="utf-8"?>
-<w:styles xmlns:mc="http://schemas.openxmlformats.org/markup-compatibility/2006" xmlns:r="http://schemas.openxmlformats.org/officeDocument/2006/relationships" xmlns:w="http://schemas.openxmlformats.org/wordprocessingml/2006/main" xmlns:w14="http://schemas.microsoft.com/office/word/2010/wordml" mc:Ignorable="w14">
+<w:styles xmlns:mc="http://schemas.openxmlformats.org/markup-compatibility/2006" xmlns:r="http://schemas.openxmlformats.org/officeDocument/2006/relationships" xmlns:w="http://schemas.openxmlformats.org/wordprocessingml/2006/main" xmlns:w14="http://schemas.microsoft.com/office/word/2010/wordml" xmlns:w15="http://schemas.microsoft.com/office/word/2012/wordml" xmlns:w16cex="http://schemas.microsoft.com/office/word/2018/wordml/cex" xmlns:w16cid="http://schemas.microsoft.com/office/word/2016/wordml/cid" xmlns:w16="http://schemas.microsoft.com/office/word/2018/wordml" xmlns:w16sdtdh="http://schemas.microsoft.com/office/word/2020/wordml/sdtdatahash" xmlns:w16se="http://schemas.microsoft.com/office/word/2015/wordml/symex" mc:Ignorable="w14 w15 w16se w16cid w16 w16cex w16sdtdh">
   <w:docDefaults>
     <w:rPrDefault>
       <w:rPr>
@@ -7923,147 +7843,383 @@
       </w:pPr>
     </w:pPrDefault>
   </w:docDefaults>
-  <w:latentStyles w:defLockedState="0" w:defUIPriority="99" w:defSemiHidden="1" w:defUnhideWhenUsed="1" w:defQFormat="0" w:count="267">
-    <w:lsdException w:name="Normal" w:semiHidden="0" w:uiPriority="0" w:unhideWhenUsed="0" w:qFormat="1"/>
-    <w:lsdException w:name="heading 1" w:semiHidden="0" w:uiPriority="0" w:unhideWhenUsed="0" w:qFormat="1"/>
-    <w:lsdException w:name="heading 2" w:uiPriority="9" w:qFormat="1"/>
-    <w:lsdException w:name="heading 3" w:uiPriority="9" w:qFormat="1"/>
-    <w:lsdException w:name="heading 4" w:uiPriority="9" w:qFormat="1"/>
-    <w:lsdException w:name="heading 5" w:uiPriority="9" w:qFormat="1"/>
-    <w:lsdException w:name="heading 6" w:uiPriority="9" w:qFormat="1"/>
-    <w:lsdException w:name="heading 7" w:uiPriority="9" w:qFormat="1"/>
-    <w:lsdException w:name="heading 8" w:uiPriority="9" w:qFormat="1"/>
-    <w:lsdException w:name="heading 9" w:uiPriority="9" w:qFormat="1"/>
-    <w:lsdException w:name="toc 1" w:uiPriority="39"/>
-    <w:lsdException w:name="toc 2" w:uiPriority="39"/>
-    <w:lsdException w:name="toc 3" w:uiPriority="39"/>
-    <w:lsdException w:name="toc 4" w:uiPriority="39"/>
-    <w:lsdException w:name="toc 5" w:uiPriority="39"/>
-    <w:lsdException w:name="toc 6" w:uiPriority="39"/>
-    <w:lsdException w:name="toc 7" w:uiPriority="39"/>
-    <w:lsdException w:name="toc 8" w:uiPriority="39"/>
-    <w:lsdException w:name="toc 9" w:uiPriority="39"/>
-    <w:lsdException w:name="header" w:uiPriority="0"/>
-    <w:lsdException w:name="caption" w:uiPriority="35" w:qFormat="1"/>
-    <w:lsdException w:name="Title" w:semiHidden="0" w:uiPriority="10" w:unhideWhenUsed="0" w:qFormat="1"/>
-    <w:lsdException w:name="Default Paragraph Font" w:uiPriority="1"/>
-    <w:lsdException w:name="Subtitle" w:semiHidden="0" w:uiPriority="11" w:unhideWhenUsed="0" w:qFormat="1"/>
-    <w:lsdException w:name="Body Text Indent 2" w:uiPriority="0"/>
-    <w:lsdException w:name="Body Text Indent 3" w:uiPriority="0"/>
-    <w:lsdException w:name="Strong" w:semiHidden="0" w:uiPriority="22" w:unhideWhenUsed="0" w:qFormat="1"/>
-    <w:lsdException w:name="Emphasis" w:semiHidden="0" w:uiPriority="20" w:unhideWhenUsed="0" w:qFormat="1"/>
-    <w:lsdException w:name="Table Grid" w:semiHidden="0" w:uiPriority="0" w:unhideWhenUsed="0"/>
-    <w:lsdException w:name="Placeholder Text" w:unhideWhenUsed="0"/>
-    <w:lsdException w:name="No Spacing" w:semiHidden="0" w:uiPriority="1" w:unhideWhenUsed="0" w:qFormat="1"/>
-    <w:lsdException w:name="Light Shading" w:semiHidden="0" w:uiPriority="60" w:unhideWhenUsed="0"/>
-    <w:lsdException w:name="Light List" w:semiHidden="0" w:uiPriority="61" w:unhideWhenUsed="0"/>
-    <w:lsdException w:name="Light Grid" w:semiHidden="0" w:uiPriority="62" w:unhideWhenUsed="0"/>
-    <w:lsdException w:name="Medium Shading 1" w:semiHidden="0" w:uiPriority="63" w:unhideWhenUsed="0"/>
-    <w:lsdException w:name="Medium Shading 2" w:semiHidden="0" w:uiPriority="64" w:unhideWhenUsed="0"/>
-    <w:lsdException w:name="Medium List 1" w:semiHidden="0" w:uiPriority="65" w:unhideWhenUsed="0"/>
-    <w:lsdException w:name="Medium List 2" w:semiHidden="0" w:uiPriority="66" w:unhideWhenUsed="0"/>
-    <w:lsdException w:name="Medium Grid 1" w:semiHidden="0" w:uiPriority="67" w:unhideWhenUsed="0"/>
-    <w:lsdException w:name="Medium Grid 2" w:semiHidden="0" w:uiPriority="68" w:unhideWhenUsed="0"/>
-    <w:lsdException w:name="Medium Grid 3" w:semiHidden="0" w:uiPriority="69" w:unhideWhenUsed="0"/>
-    <w:lsdException w:name="Dark List" w:semiHidden="0" w:uiPriority="70" w:unhideWhenUsed="0"/>
-    <w:lsdException w:name="Colorful Shading" w:semiHidden="0" w:uiPriority="71" w:unhideWhenUsed="0"/>
-    <w:lsdException w:name="Colorful List" w:semiHidden="0" w:uiPriority="72" w:unhideWhenUsed="0"/>
-    <w:lsdException w:name="Colorful Grid" w:semiHidden="0" w:uiPriority="73" w:unhideWhenUsed="0"/>
-    <w:lsdException w:name="Light Shading Accent 1" w:semiHidden="0" w:uiPriority="60" w:unhideWhenUsed="0"/>
-    <w:lsdException w:name="Light List Accent 1" w:semiHidden="0" w:uiPriority="61" w:unhideWhenUsed="0"/>
-    <w:lsdException w:name="Light Grid Accent 1" w:semiHidden="0" w:uiPriority="62" w:unhideWhenUsed="0"/>
-    <w:lsdException w:name="Medium Shading 1 Accent 1" w:semiHidden="0" w:uiPriority="63" w:unhideWhenUsed="0"/>
-    <w:lsdException w:name="Medium Shading 2 Accent 1" w:semiHidden="0" w:uiPriority="64" w:unhideWhenUsed="0"/>
-    <w:lsdException w:name="Medium List 1 Accent 1" w:semiHidden="0" w:uiPriority="65" w:unhideWhenUsed="0"/>
-    <w:lsdException w:name="Revision" w:unhideWhenUsed="0"/>
-    <w:lsdException w:name="List Paragraph" w:semiHidden="0" w:uiPriority="34" w:unhideWhenUsed="0" w:qFormat="1"/>
-    <w:lsdException w:name="Quote" w:semiHidden="0" w:uiPriority="29" w:unhideWhenUsed="0" w:qFormat="1"/>
-    <w:lsdException w:name="Intense Quote" w:semiHidden="0" w:uiPriority="30" w:unhideWhenUsed="0" w:qFormat="1"/>
-    <w:lsdException w:name="Medium List 2 Accent 1" w:semiHidden="0" w:uiPriority="66" w:unhideWhenUsed="0"/>
-    <w:lsdException w:name="Medium Grid 1 Accent 1" w:semiHidden="0" w:uiPriority="67" w:unhideWhenUsed="0"/>
-    <w:lsdException w:name="Medium Grid 2 Accent 1" w:semiHidden="0" w:uiPriority="68" w:unhideWhenUsed="0"/>
-    <w:lsdException w:name="Medium Grid 3 Accent 1" w:semiHidden="0" w:uiPriority="69" w:unhideWhenUsed="0"/>
-    <w:lsdException w:name="Dark List Accent 1" w:semiHidden="0" w:uiPriority="70" w:unhideWhenUsed="0"/>
-    <w:lsdException w:name="Colorful Shading Accent 1" w:semiHidden="0" w:uiPriority="71" w:unhideWhenUsed="0"/>
-    <w:lsdException w:name="Colorful List Accent 1" w:semiHidden="0" w:uiPriority="72" w:unhideWhenUsed="0"/>
-    <w:lsdException w:name="Colorful Grid Accent 1" w:semiHidden="0" w:uiPriority="73" w:unhideWhenUsed="0"/>
-    <w:lsdException w:name="Light Shading Accent 2" w:semiHidden="0" w:uiPriority="60" w:unhideWhenUsed="0"/>
-    <w:lsdException w:name="Light List Accent 2" w:semiHidden="0" w:uiPriority="61" w:unhideWhenUsed="0"/>
-    <w:lsdException w:name="Light Grid Accent 2" w:semiHidden="0" w:uiPriority="62" w:unhideWhenUsed="0"/>
-    <w:lsdException w:name="Medium Shading 1 Accent 2" w:semiHidden="0" w:uiPriority="63" w:unhideWhenUsed="0"/>
-    <w:lsdException w:name="Medium Shading 2 Accent 2" w:semiHidden="0" w:uiPriority="64" w:unhideWhenUsed="0"/>
-    <w:lsdException w:name="Medium List 1 Accent 2" w:semiHidden="0" w:uiPriority="65" w:unhideWhenUsed="0"/>
-    <w:lsdException w:name="Medium List 2 Accent 2" w:semiHidden="0" w:uiPriority="66" w:unhideWhenUsed="0"/>
-    <w:lsdException w:name="Medium Grid 1 Accent 2" w:semiHidden="0" w:uiPriority="67" w:unhideWhenUsed="0"/>
-    <w:lsdException w:name="Medium Grid 2 Accent 2" w:semiHidden="0" w:uiPriority="68" w:unhideWhenUsed="0"/>
-    <w:lsdException w:name="Medium Grid 3 Accent 2" w:semiHidden="0" w:uiPriority="69" w:unhideWhenUsed="0"/>
-    <w:lsdException w:name="Dark List Accent 2" w:semiHidden="0" w:uiPriority="70" w:unhideWhenUsed="0"/>
-    <w:lsdException w:name="Colorful Shading Accent 2" w:semiHidden="0" w:uiPriority="71" w:unhideWhenUsed="0"/>
-    <w:lsdException w:name="Colorful List Accent 2" w:semiHidden="0" w:uiPriority="72" w:unhideWhenUsed="0"/>
-    <w:lsdException w:name="Colorful Grid Accent 2" w:semiHidden="0" w:uiPriority="73" w:unhideWhenUsed="0"/>
-    <w:lsdException w:name="Light Shading Accent 3" w:semiHidden="0" w:uiPriority="60" w:unhideWhenUsed="0"/>
-    <w:lsdException w:name="Light List Accent 3" w:semiHidden="0" w:uiPriority="61" w:unhideWhenUsed="0"/>
-    <w:lsdException w:name="Light Grid Accent 3" w:semiHidden="0" w:uiPriority="62" w:unhideWhenUsed="0"/>
-    <w:lsdException w:name="Medium Shading 1 Accent 3" w:semiHidden="0" w:uiPriority="63" w:unhideWhenUsed="0"/>
-    <w:lsdException w:name="Medium Shading 2 Accent 3" w:semiHidden="0" w:uiPriority="64" w:unhideWhenUsed="0"/>
-    <w:lsdException w:name="Medium List 1 Accent 3" w:semiHidden="0" w:uiPriority="65" w:unhideWhenUsed="0"/>
-    <w:lsdException w:name="Medium List 2 Accent 3" w:semiHidden="0" w:uiPriority="66" w:unhideWhenUsed="0"/>
-    <w:lsdException w:name="Medium Grid 1 Accent 3" w:semiHidden="0" w:uiPriority="67" w:unhideWhenUsed="0"/>
-    <w:lsdException w:name="Medium Grid 2 Accent 3" w:semiHidden="0" w:uiPriority="68" w:unhideWhenUsed="0"/>
-    <w:lsdException w:name="Medium Grid 3 Accent 3" w:semiHidden="0" w:uiPriority="69" w:unhideWhenUsed="0"/>
-    <w:lsdException w:name="Dark List Accent 3" w:semiHidden="0" w:uiPriority="70" w:unhideWhenUsed="0"/>
-    <w:lsdException w:name="Colorful Shading Accent 3" w:semiHidden="0" w:uiPriority="71" w:unhideWhenUsed="0"/>
-    <w:lsdException w:name="Colorful List Accent 3" w:semiHidden="0" w:uiPriority="72" w:unhideWhenUsed="0"/>
-    <w:lsdException w:name="Colorful Grid Accent 3" w:semiHidden="0" w:uiPriority="73" w:unhideWhenUsed="0"/>
-    <w:lsdException w:name="Light Shading Accent 4" w:semiHidden="0" w:uiPriority="60" w:unhideWhenUsed="0"/>
-    <w:lsdException w:name="Light List Accent 4" w:semiHidden="0" w:uiPriority="61" w:unhideWhenUsed="0"/>
-    <w:lsdException w:name="Light Grid Accent 4" w:semiHidden="0" w:uiPriority="62" w:unhideWhenUsed="0"/>
-    <w:lsdException w:name="Medium Shading 1 Accent 4" w:semiHidden="0" w:uiPriority="63" w:unhideWhenUsed="0"/>
-    <w:lsdException w:name="Medium Shading 2 Accent 4" w:semiHidden="0" w:uiPriority="64" w:unhideWhenUsed="0"/>
-    <w:lsdException w:name="Medium List 1 Accent 4" w:semiHidden="0" w:uiPriority="65" w:unhideWhenUsed="0"/>
-    <w:lsdException w:name="Medium List 2 Accent 4" w:semiHidden="0" w:uiPriority="66" w:unhideWhenUsed="0"/>
-    <w:lsdException w:name="Medium Grid 1 Accent 4" w:semiHidden="0" w:uiPriority="67" w:unhideWhenUsed="0"/>
-    <w:lsdException w:name="Medium Grid 2 Accent 4" w:semiHidden="0" w:uiPriority="68" w:unhideWhenUsed="0"/>
-    <w:lsdException w:name="Medium Grid 3 Accent 4" w:semiHidden="0" w:uiPriority="69" w:unhideWhenUsed="0"/>
-    <w:lsdException w:name="Dark List Accent 4" w:semiHidden="0" w:uiPriority="70" w:unhideWhenUsed="0"/>
-    <w:lsdException w:name="Colorful Shading Accent 4" w:semiHidden="0" w:uiPriority="71" w:unhideWhenUsed="0"/>
-    <w:lsdException w:name="Colorful List Accent 4" w:semiHidden="0" w:uiPriority="72" w:unhideWhenUsed="0"/>
-    <w:lsdException w:name="Colorful Grid Accent 4" w:semiHidden="0" w:uiPriority="73" w:unhideWhenUsed="0"/>
-    <w:lsdException w:name="Light Shading Accent 5" w:semiHidden="0" w:uiPriority="60" w:unhideWhenUsed="0"/>
-    <w:lsdException w:name="Light List Accent 5" w:semiHidden="0" w:uiPriority="61" w:unhideWhenUsed="0"/>
-    <w:lsdException w:name="Light Grid Accent 5" w:semiHidden="0" w:uiPriority="62" w:unhideWhenUsed="0"/>
-    <w:lsdException w:name="Medium Shading 1 Accent 5" w:semiHidden="0" w:uiPriority="63" w:unhideWhenUsed="0"/>
-    <w:lsdException w:name="Medium Shading 2 Accent 5" w:semiHidden="0" w:uiPriority="64" w:unhideWhenUsed="0"/>
-    <w:lsdException w:name="Medium List 1 Accent 5" w:semiHidden="0" w:uiPriority="65" w:unhideWhenUsed="0"/>
-    <w:lsdException w:name="Medium List 2 Accent 5" w:semiHidden="0" w:uiPriority="66" w:unhideWhenUsed="0"/>
-    <w:lsdException w:name="Medium Grid 1 Accent 5" w:semiHidden="0" w:uiPriority="67" w:unhideWhenUsed="0"/>
-    <w:lsdException w:name="Medium Grid 2 Accent 5" w:semiHidden="0" w:uiPriority="68" w:unhideWhenUsed="0"/>
-    <w:lsdException w:name="Medium Grid 3 Accent 5" w:semiHidden="0" w:uiPriority="69" w:unhideWhenUsed="0"/>
-    <w:lsdException w:name="Dark List Accent 5" w:semiHidden="0" w:uiPriority="70" w:unhideWhenUsed="0"/>
-    <w:lsdException w:name="Colorful Shading Accent 5" w:semiHidden="0" w:uiPriority="71" w:unhideWhenUsed="0"/>
-    <w:lsdException w:name="Colorful List Accent 5" w:semiHidden="0" w:uiPriority="72" w:unhideWhenUsed="0"/>
-    <w:lsdException w:name="Colorful Grid Accent 5" w:semiHidden="0" w:uiPriority="73" w:unhideWhenUsed="0"/>
-    <w:lsdException w:name="Light Shading Accent 6" w:semiHidden="0" w:uiPriority="60" w:unhideWhenUsed="0"/>
-    <w:lsdException w:name="Light List Accent 6" w:semiHidden="0" w:uiPriority="61" w:unhideWhenUsed="0"/>
-    <w:lsdException w:name="Light Grid Accent 6" w:semiHidden="0" w:uiPriority="62" w:unhideWhenUsed="0"/>
-    <w:lsdException w:name="Medium Shading 1 Accent 6" w:semiHidden="0" w:uiPriority="63" w:unhideWhenUsed="0"/>
-    <w:lsdException w:name="Medium Shading 2 Accent 6" w:semiHidden="0" w:uiPriority="64" w:unhideWhenUsed="0"/>
-    <w:lsdException w:name="Medium List 1 Accent 6" w:semiHidden="0" w:uiPriority="65" w:unhideWhenUsed="0"/>
-    <w:lsdException w:name="Medium List 2 Accent 6" w:semiHidden="0" w:uiPriority="66" w:unhideWhenUsed="0"/>
-    <w:lsdException w:name="Medium Grid 1 Accent 6" w:semiHidden="0" w:uiPriority="67" w:unhideWhenUsed="0"/>
-    <w:lsdException w:name="Medium Grid 2 Accent 6" w:semiHidden="0" w:uiPriority="68" w:unhideWhenUsed="0"/>
-    <w:lsdException w:name="Medium Grid 3 Accent 6" w:semiHidden="0" w:uiPriority="69" w:unhideWhenUsed="0"/>
-    <w:lsdException w:name="Dark List Accent 6" w:semiHidden="0" w:uiPriority="70" w:unhideWhenUsed="0"/>
-    <w:lsdException w:name="Colorful Shading Accent 6" w:semiHidden="0" w:uiPriority="71" w:unhideWhenUsed="0"/>
-    <w:lsdException w:name="Colorful List Accent 6" w:semiHidden="0" w:uiPriority="72" w:unhideWhenUsed="0"/>
-    <w:lsdException w:name="Colorful Grid Accent 6" w:semiHidden="0" w:uiPriority="73" w:unhideWhenUsed="0"/>
-    <w:lsdException w:name="Subtle Emphasis" w:semiHidden="0" w:uiPriority="19" w:unhideWhenUsed="0" w:qFormat="1"/>
-    <w:lsdException w:name="Intense Emphasis" w:semiHidden="0" w:uiPriority="21" w:unhideWhenUsed="0" w:qFormat="1"/>
-    <w:lsdException w:name="Subtle Reference" w:semiHidden="0" w:uiPriority="31" w:unhideWhenUsed="0" w:qFormat="1"/>
-    <w:lsdException w:name="Intense Reference" w:semiHidden="0" w:uiPriority="32" w:unhideWhenUsed="0" w:qFormat="1"/>
-    <w:lsdException w:name="Book Title" w:semiHidden="0" w:uiPriority="33" w:unhideWhenUsed="0" w:qFormat="1"/>
-    <w:lsdException w:name="Bibliography" w:uiPriority="37"/>
-    <w:lsdException w:name="TOC Heading" w:uiPriority="39" w:qFormat="1"/>
+  <w:latentStyles w:defLockedState="0" w:defUIPriority="99" w:defSemiHidden="0" w:defUnhideWhenUsed="0" w:defQFormat="0" w:count="376">
+    <w:lsdException w:name="Normal" w:uiPriority="0" w:qFormat="1"/>
+    <w:lsdException w:name="heading 1" w:uiPriority="0" w:qFormat="1"/>
+    <w:lsdException w:name="heading 2" w:semiHidden="1" w:uiPriority="9" w:unhideWhenUsed="1" w:qFormat="1"/>
+    <w:lsdException w:name="heading 3" w:semiHidden="1" w:uiPriority="9" w:unhideWhenUsed="1" w:qFormat="1"/>
+    <w:lsdException w:name="heading 4" w:semiHidden="1" w:uiPriority="9" w:unhideWhenUsed="1" w:qFormat="1"/>
+    <w:lsdException w:name="heading 5" w:semiHidden="1" w:uiPriority="9" w:unhideWhenUsed="1" w:qFormat="1"/>
+    <w:lsdException w:name="heading 6" w:semiHidden="1" w:uiPriority="9" w:unhideWhenUsed="1" w:qFormat="1"/>
+    <w:lsdException w:name="heading 7" w:semiHidden="1" w:uiPriority="9" w:unhideWhenUsed="1" w:qFormat="1"/>
+    <w:lsdException w:name="heading 8" w:semiHidden="1" w:uiPriority="9" w:unhideWhenUsed="1" w:qFormat="1"/>
+    <w:lsdException w:name="heading 9" w:semiHidden="1" w:uiPriority="9" w:unhideWhenUsed="1" w:qFormat="1"/>
+    <w:lsdException w:name="index 1" w:semiHidden="1" w:unhideWhenUsed="1"/>
+    <w:lsdException w:name="index 2" w:semiHidden="1" w:unhideWhenUsed="1"/>
+    <w:lsdException w:name="index 3" w:semiHidden="1" w:unhideWhenUsed="1"/>
+    <w:lsdException w:name="index 4" w:semiHidden="1" w:unhideWhenUsed="1"/>
+    <w:lsdException w:name="index 5" w:semiHidden="1" w:unhideWhenUsed="1"/>
+    <w:lsdException w:name="index 6" w:semiHidden="1" w:unhideWhenUsed="1"/>
+    <w:lsdException w:name="index 7" w:semiHidden="1" w:unhideWhenUsed="1"/>
+    <w:lsdException w:name="index 8" w:semiHidden="1" w:unhideWhenUsed="1"/>
+    <w:lsdException w:name="index 9" w:semiHidden="1" w:unhideWhenUsed="1"/>
+    <w:lsdException w:name="toc 1" w:semiHidden="1" w:uiPriority="39" w:unhideWhenUsed="1"/>
+    <w:lsdException w:name="toc 2" w:semiHidden="1" w:uiPriority="39" w:unhideWhenUsed="1"/>
+    <w:lsdException w:name="toc 3" w:semiHidden="1" w:uiPriority="39" w:unhideWhenUsed="1"/>
+    <w:lsdException w:name="toc 4" w:semiHidden="1" w:uiPriority="39" w:unhideWhenUsed="1"/>
+    <w:lsdException w:name="toc 5" w:semiHidden="1" w:uiPriority="39" w:unhideWhenUsed="1"/>
+    <w:lsdException w:name="toc 6" w:semiHidden="1" w:uiPriority="39" w:unhideWhenUsed="1"/>
+    <w:lsdException w:name="toc 7" w:semiHidden="1" w:uiPriority="39" w:unhideWhenUsed="1"/>
+    <w:lsdException w:name="toc 8" w:semiHidden="1" w:uiPriority="39" w:unhideWhenUsed="1"/>
+    <w:lsdException w:name="toc 9" w:semiHidden="1" w:uiPriority="39" w:unhideWhenUsed="1"/>
+    <w:lsdException w:name="Normal Indent" w:semiHidden="1" w:unhideWhenUsed="1"/>
+    <w:lsdException w:name="footnote text" w:semiHidden="1" w:unhideWhenUsed="1"/>
+    <w:lsdException w:name="annotation text" w:semiHidden="1" w:unhideWhenUsed="1"/>
+    <w:lsdException w:name="header" w:semiHidden="1" w:uiPriority="0" w:unhideWhenUsed="1"/>
+    <w:lsdException w:name="footer" w:semiHidden="1" w:unhideWhenUsed="1"/>
+    <w:lsdException w:name="index heading" w:semiHidden="1" w:unhideWhenUsed="1"/>
+    <w:lsdException w:name="caption" w:semiHidden="1" w:uiPriority="35" w:unhideWhenUsed="1" w:qFormat="1"/>
+    <w:lsdException w:name="table of figures" w:semiHidden="1" w:unhideWhenUsed="1"/>
+    <w:lsdException w:name="envelope address" w:semiHidden="1" w:unhideWhenUsed="1"/>
+    <w:lsdException w:name="envelope return" w:semiHidden="1" w:unhideWhenUsed="1"/>
+    <w:lsdException w:name="footnote reference" w:semiHidden="1" w:unhideWhenUsed="1"/>
+    <w:lsdException w:name="annotation reference" w:semiHidden="1" w:unhideWhenUsed="1"/>
+    <w:lsdException w:name="line number" w:semiHidden="1" w:unhideWhenUsed="1"/>
+    <w:lsdException w:name="page number" w:semiHidden="1" w:unhideWhenUsed="1"/>
+    <w:lsdException w:name="endnote reference" w:semiHidden="1" w:unhideWhenUsed="1"/>
+    <w:lsdException w:name="endnote text" w:semiHidden="1" w:unhideWhenUsed="1"/>
+    <w:lsdException w:name="table of authorities" w:semiHidden="1" w:unhideWhenUsed="1"/>
+    <w:lsdException w:name="macro" w:semiHidden="1" w:unhideWhenUsed="1"/>
+    <w:lsdException w:name="toa heading" w:semiHidden="1" w:unhideWhenUsed="1"/>
+    <w:lsdException w:name="List" w:semiHidden="1" w:unhideWhenUsed="1"/>
+    <w:lsdException w:name="List Bullet" w:semiHidden="1" w:unhideWhenUsed="1"/>
+    <w:lsdException w:name="List Number" w:semiHidden="1" w:unhideWhenUsed="1"/>
+    <w:lsdException w:name="List 2" w:semiHidden="1" w:unhideWhenUsed="1"/>
+    <w:lsdException w:name="List 3" w:semiHidden="1" w:unhideWhenUsed="1"/>
+    <w:lsdException w:name="List 4" w:semiHidden="1" w:unhideWhenUsed="1"/>
+    <w:lsdException w:name="List 5" w:semiHidden="1" w:unhideWhenUsed="1"/>
+    <w:lsdException w:name="List Bullet 2" w:semiHidden="1" w:unhideWhenUsed="1"/>
+    <w:lsdException w:name="List Bullet 3" w:semiHidden="1" w:unhideWhenUsed="1"/>
+    <w:lsdException w:name="List Bullet 4" w:semiHidden="1" w:unhideWhenUsed="1"/>
+    <w:lsdException w:name="List Bullet 5" w:semiHidden="1" w:unhideWhenUsed="1"/>
+    <w:lsdException w:name="List Number 2" w:semiHidden="1" w:unhideWhenUsed="1"/>
+    <w:lsdException w:name="List Number 3" w:semiHidden="1" w:unhideWhenUsed="1"/>
+    <w:lsdException w:name="List Number 4" w:semiHidden="1" w:unhideWhenUsed="1"/>
+    <w:lsdException w:name="List Number 5" w:semiHidden="1" w:unhideWhenUsed="1"/>
+    <w:lsdException w:name="Title" w:uiPriority="10" w:qFormat="1"/>
+    <w:lsdException w:name="Closing" w:semiHidden="1" w:unhideWhenUsed="1"/>
+    <w:lsdException w:name="Signature" w:semiHidden="1" w:unhideWhenUsed="1"/>
+    <w:lsdException w:name="Default Paragraph Font" w:semiHidden="1" w:uiPriority="1" w:unhideWhenUsed="1"/>
+    <w:lsdException w:name="Body Text" w:semiHidden="1" w:unhideWhenUsed="1"/>
+    <w:lsdException w:name="Body Text Indent" w:semiHidden="1" w:unhideWhenUsed="1"/>
+    <w:lsdException w:name="List Continue" w:semiHidden="1" w:unhideWhenUsed="1"/>
+    <w:lsdException w:name="List Continue 2" w:semiHidden="1" w:unhideWhenUsed="1"/>
+    <w:lsdException w:name="List Continue 3" w:semiHidden="1" w:unhideWhenUsed="1"/>
+    <w:lsdException w:name="List Continue 4" w:semiHidden="1" w:unhideWhenUsed="1"/>
+    <w:lsdException w:name="List Continue 5" w:semiHidden="1" w:unhideWhenUsed="1"/>
+    <w:lsdException w:name="Message Header" w:semiHidden="1" w:unhideWhenUsed="1"/>
+    <w:lsdException w:name="Subtitle" w:uiPriority="11" w:qFormat="1"/>
+    <w:lsdException w:name="Salutation" w:semiHidden="1" w:unhideWhenUsed="1"/>
+    <w:lsdException w:name="Date" w:semiHidden="1" w:unhideWhenUsed="1"/>
+    <w:lsdException w:name="Body Text First Indent" w:semiHidden="1" w:unhideWhenUsed="1"/>
+    <w:lsdException w:name="Body Text First Indent 2" w:semiHidden="1" w:unhideWhenUsed="1"/>
+    <w:lsdException w:name="Note Heading" w:semiHidden="1" w:unhideWhenUsed="1"/>
+    <w:lsdException w:name="Body Text 2" w:semiHidden="1" w:unhideWhenUsed="1"/>
+    <w:lsdException w:name="Body Text 3" w:semiHidden="1" w:unhideWhenUsed="1"/>
+    <w:lsdException w:name="Body Text Indent 2" w:semiHidden="1" w:uiPriority="0" w:unhideWhenUsed="1"/>
+    <w:lsdException w:name="Body Text Indent 3" w:semiHidden="1" w:uiPriority="0" w:unhideWhenUsed="1"/>
+    <w:lsdException w:name="Block Text" w:semiHidden="1" w:unhideWhenUsed="1"/>
+    <w:lsdException w:name="Hyperlink" w:semiHidden="1" w:unhideWhenUsed="1"/>
+    <w:lsdException w:name="FollowedHyperlink" w:semiHidden="1" w:unhideWhenUsed="1"/>
+    <w:lsdException w:name="Strong" w:uiPriority="22" w:qFormat="1"/>
+    <w:lsdException w:name="Emphasis" w:uiPriority="20" w:qFormat="1"/>
+    <w:lsdException w:name="Document Map" w:semiHidden="1" w:unhideWhenUsed="1"/>
+    <w:lsdException w:name="Plain Text" w:semiHidden="1" w:unhideWhenUsed="1"/>
+    <w:lsdException w:name="E-mail Signature" w:semiHidden="1" w:unhideWhenUsed="1"/>
+    <w:lsdException w:name="HTML Top of Form" w:semiHidden="1" w:unhideWhenUsed="1"/>
+    <w:lsdException w:name="HTML Bottom of Form" w:semiHidden="1" w:unhideWhenUsed="1"/>
+    <w:lsdException w:name="Normal (Web)" w:semiHidden="1" w:unhideWhenUsed="1"/>
+    <w:lsdException w:name="HTML Acronym" w:semiHidden="1" w:unhideWhenUsed="1"/>
+    <w:lsdException w:name="HTML Address" w:semiHidden="1" w:unhideWhenUsed="1"/>
+    <w:lsdException w:name="HTML Cite" w:semiHidden="1" w:unhideWhenUsed="1"/>
+    <w:lsdException w:name="HTML Code" w:semiHidden="1" w:unhideWhenUsed="1"/>
+    <w:lsdException w:name="HTML Definition" w:semiHidden="1" w:unhideWhenUsed="1"/>
+    <w:lsdException w:name="HTML Keyboard" w:semiHidden="1" w:unhideWhenUsed="1"/>
+    <w:lsdException w:name="HTML Preformatted" w:semiHidden="1" w:unhideWhenUsed="1"/>
+    <w:lsdException w:name="HTML Sample" w:semiHidden="1" w:unhideWhenUsed="1"/>
+    <w:lsdException w:name="HTML Typewriter" w:semiHidden="1" w:unhideWhenUsed="1"/>
+    <w:lsdException w:name="HTML Variable" w:semiHidden="1" w:unhideWhenUsed="1"/>
+    <w:lsdException w:name="Normal Table" w:semiHidden="1" w:unhideWhenUsed="1"/>
+    <w:lsdException w:name="annotation subject" w:semiHidden="1" w:unhideWhenUsed="1"/>
+    <w:lsdException w:name="No List" w:semiHidden="1" w:unhideWhenUsed="1"/>
+    <w:lsdException w:name="Outline List 1" w:semiHidden="1" w:unhideWhenUsed="1"/>
+    <w:lsdException w:name="Outline List 2" w:semiHidden="1" w:unhideWhenUsed="1"/>
+    <w:lsdException w:name="Outline List 3" w:semiHidden="1" w:unhideWhenUsed="1"/>
+    <w:lsdException w:name="Table Simple 1" w:semiHidden="1" w:unhideWhenUsed="1"/>
+    <w:lsdException w:name="Table Simple 2" w:semiHidden="1" w:unhideWhenUsed="1"/>
+    <w:lsdException w:name="Table Simple 3" w:semiHidden="1" w:unhideWhenUsed="1"/>
+    <w:lsdException w:name="Table Classic 1" w:semiHidden="1" w:unhideWhenUsed="1"/>
+    <w:lsdException w:name="Table Classic 2" w:semiHidden="1" w:unhideWhenUsed="1"/>
+    <w:lsdException w:name="Table Classic 3" w:semiHidden="1" w:unhideWhenUsed="1"/>
+    <w:lsdException w:name="Table Classic 4" w:semiHidden="1" w:unhideWhenUsed="1"/>
+    <w:lsdException w:name="Table Colorful 1" w:semiHidden="1" w:unhideWhenUsed="1"/>
+    <w:lsdException w:name="Table Colorful 2" w:semiHidden="1" w:unhideWhenUsed="1"/>
+    <w:lsdException w:name="Table Colorful 3" w:semiHidden="1" w:unhideWhenUsed="1"/>
+    <w:lsdException w:name="Table Columns 1" w:semiHidden="1" w:unhideWhenUsed="1"/>
+    <w:lsdException w:name="Table Columns 2" w:semiHidden="1" w:unhideWhenUsed="1"/>
+    <w:lsdException w:name="Table Columns 3" w:semiHidden="1" w:unhideWhenUsed="1"/>
+    <w:lsdException w:name="Table Columns 4" w:semiHidden="1" w:unhideWhenUsed="1"/>
+    <w:lsdException w:name="Table Columns 5" w:semiHidden="1" w:unhideWhenUsed="1"/>
+    <w:lsdException w:name="Table Grid 1" w:semiHidden="1" w:unhideWhenUsed="1"/>
+    <w:lsdException w:name="Table Grid 2" w:semiHidden="1" w:unhideWhenUsed="1"/>
+    <w:lsdException w:name="Table Grid 3" w:semiHidden="1" w:unhideWhenUsed="1"/>
+    <w:lsdException w:name="Table Grid 4" w:semiHidden="1" w:unhideWhenUsed="1"/>
+    <w:lsdException w:name="Table Grid 5" w:semiHidden="1" w:unhideWhenUsed="1"/>
+    <w:lsdException w:name="Table Grid 6" w:semiHidden="1" w:unhideWhenUsed="1"/>
+    <w:lsdException w:name="Table Grid 7" w:semiHidden="1" w:unhideWhenUsed="1"/>
+    <w:lsdException w:name="Table Grid 8" w:semiHidden="1" w:unhideWhenUsed="1"/>
+    <w:lsdException w:name="Table List 1" w:semiHidden="1" w:unhideWhenUsed="1"/>
+    <w:lsdException w:name="Table List 2" w:semiHidden="1" w:unhideWhenUsed="1"/>
+    <w:lsdException w:name="Table List 3" w:semiHidden="1" w:unhideWhenUsed="1"/>
+    <w:lsdException w:name="Table List 4" w:semiHidden="1" w:unhideWhenUsed="1"/>
+    <w:lsdException w:name="Table List 5" w:semiHidden="1" w:unhideWhenUsed="1"/>
+    <w:lsdException w:name="Table List 6" w:semiHidden="1" w:unhideWhenUsed="1"/>
+    <w:lsdException w:name="Table List 7" w:semiHidden="1" w:unhideWhenUsed="1"/>
+    <w:lsdException w:name="Table List 8" w:semiHidden="1" w:unhideWhenUsed="1"/>
+    <w:lsdException w:name="Table 3D effects 1" w:semiHidden="1" w:unhideWhenUsed="1"/>
+    <w:lsdException w:name="Table 3D effects 2" w:semiHidden="1" w:unhideWhenUsed="1"/>
+    <w:lsdException w:name="Table 3D effects 3" w:semiHidden="1" w:unhideWhenUsed="1"/>
+    <w:lsdException w:name="Table Contemporary" w:semiHidden="1" w:unhideWhenUsed="1"/>
+    <w:lsdException w:name="Table Elegant" w:semiHidden="1" w:unhideWhenUsed="1"/>
+    <w:lsdException w:name="Table Professional" w:semiHidden="1" w:unhideWhenUsed="1"/>
+    <w:lsdException w:name="Table Subtle 1" w:semiHidden="1" w:unhideWhenUsed="1"/>
+    <w:lsdException w:name="Table Subtle 2" w:semiHidden="1" w:unhideWhenUsed="1"/>
+    <w:lsdException w:name="Table Web 1" w:semiHidden="1" w:unhideWhenUsed="1"/>
+    <w:lsdException w:name="Table Web 2" w:semiHidden="1" w:unhideWhenUsed="1"/>
+    <w:lsdException w:name="Table Web 3" w:semiHidden="1" w:unhideWhenUsed="1"/>
+    <w:lsdException w:name="Balloon Text" w:semiHidden="1" w:unhideWhenUsed="1"/>
+    <w:lsdException w:name="Table Grid" w:uiPriority="0"/>
+    <w:lsdException w:name="Table Theme" w:semiHidden="1" w:unhideWhenUsed="1"/>
+    <w:lsdException w:name="Placeholder Text" w:semiHidden="1"/>
+    <w:lsdException w:name="No Spacing" w:uiPriority="1" w:qFormat="1"/>
+    <w:lsdException w:name="Light Shading" w:uiPriority="60"/>
+    <w:lsdException w:name="Light List" w:uiPriority="61"/>
+    <w:lsdException w:name="Light Grid" w:uiPriority="62"/>
+    <w:lsdException w:name="Medium Shading 1" w:uiPriority="63"/>
+    <w:lsdException w:name="Medium Shading 2" w:uiPriority="64"/>
+    <w:lsdException w:name="Medium List 1" w:uiPriority="65"/>
+    <w:lsdException w:name="Medium List 2" w:uiPriority="66"/>
+    <w:lsdException w:name="Medium Grid 1" w:uiPriority="67"/>
+    <w:lsdException w:name="Medium Grid 2" w:uiPriority="68"/>
+    <w:lsdException w:name="Medium Grid 3" w:uiPriority="69"/>
+    <w:lsdException w:name="Dark List" w:uiPriority="70"/>
+    <w:lsdException w:name="Colorful Shading" w:uiPriority="71"/>
+    <w:lsdException w:name="Colorful List" w:uiPriority="72"/>
+    <w:lsdException w:name="Colorful Grid" w:uiPriority="73"/>
+    <w:lsdException w:name="Light Shading Accent 1" w:uiPriority="60"/>
+    <w:lsdException w:name="Light List Accent 1" w:uiPriority="61"/>
+    <w:lsdException w:name="Light Grid Accent 1" w:uiPriority="62"/>
+    <w:lsdException w:name="Medium Shading 1 Accent 1" w:uiPriority="63"/>
+    <w:lsdException w:name="Medium Shading 2 Accent 1" w:uiPriority="64"/>
+    <w:lsdException w:name="Medium List 1 Accent 1" w:uiPriority="65"/>
+    <w:lsdException w:name="Revision" w:semiHidden="1"/>
+    <w:lsdException w:name="List Paragraph" w:uiPriority="34" w:qFormat="1"/>
+    <w:lsdException w:name="Quote" w:uiPriority="29" w:qFormat="1"/>
+    <w:lsdException w:name="Intense Quote" w:uiPriority="30" w:qFormat="1"/>
+    <w:lsdException w:name="Medium List 2 Accent 1" w:uiPriority="66"/>
+    <w:lsdException w:name="Medium Grid 1 Accent 1" w:uiPriority="67"/>
+    <w:lsdException w:name="Medium Grid 2 Accent 1" w:uiPriority="68"/>
+    <w:lsdException w:name="Medium Grid 3 Accent 1" w:uiPriority="69"/>
+    <w:lsdException w:name="Dark List Accent 1" w:uiPriority="70"/>
+    <w:lsdException w:name="Colorful Shading Accent 1" w:uiPriority="71"/>
+    <w:lsdException w:name="Colorful List Accent 1" w:uiPriority="72"/>
+    <w:lsdException w:name="Colorful Grid Accent 1" w:uiPriority="73"/>
+    <w:lsdException w:name="Light Shading Accent 2" w:uiPriority="60"/>
+    <w:lsdException w:name="Light List Accent 2" w:uiPriority="61"/>
+    <w:lsdException w:name="Light Grid Accent 2" w:uiPriority="62"/>
+    <w:lsdException w:name="Medium Shading 1 Accent 2" w:uiPriority="63"/>
+    <w:lsdException w:name="Medium Shading 2 Accent 2" w:uiPriority="64"/>
+    <w:lsdException w:name="Medium List 1 Accent 2" w:uiPriority="65"/>
+    <w:lsdException w:name="Medium List 2 Accent 2" w:uiPriority="66"/>
+    <w:lsdException w:name="Medium Grid 1 Accent 2" w:uiPriority="67"/>
+    <w:lsdException w:name="Medium Grid 2 Accent 2" w:uiPriority="68"/>
+    <w:lsdException w:name="Medium Grid 3 Accent 2" w:uiPriority="69"/>
+    <w:lsdException w:name="Dark List Accent 2" w:uiPriority="70"/>
+    <w:lsdException w:name="Colorful Shading Accent 2" w:uiPriority="71"/>
+    <w:lsdException w:name="Colorful List Accent 2" w:uiPriority="72"/>
+    <w:lsdException w:name="Colorful Grid Accent 2" w:uiPriority="73"/>
+    <w:lsdException w:name="Light Shading Accent 3" w:uiPriority="60"/>
+    <w:lsdException w:name="Light List Accent 3" w:uiPriority="61"/>
+    <w:lsdException w:name="Light Grid Accent 3" w:uiPriority="62"/>
+    <w:lsdException w:name="Medium Shading 1 Accent 3" w:uiPriority="63"/>
+    <w:lsdException w:name="Medium Shading 2 Accent 3" w:uiPriority="64"/>
+    <w:lsdException w:name="Medium List 1 Accent 3" w:uiPriority="65"/>
+    <w:lsdException w:name="Medium List 2 Accent 3" w:uiPriority="66"/>
+    <w:lsdException w:name="Medium Grid 1 Accent 3" w:uiPriority="67"/>
+    <w:lsdException w:name="Medium Grid 2 Accent 3" w:uiPriority="68"/>
+    <w:lsdException w:name="Medium Grid 3 Accent 3" w:uiPriority="69"/>
+    <w:lsdException w:name="Dark List Accent 3" w:uiPriority="70"/>
+    <w:lsdException w:name="Colorful Shading Accent 3" w:uiPriority="71"/>
+    <w:lsdException w:name="Colorful List Accent 3" w:uiPriority="72"/>
+    <w:lsdException w:name="Colorful Grid Accent 3" w:uiPriority="73"/>
+    <w:lsdException w:name="Light Shading Accent 4" w:uiPriority="60"/>
+    <w:lsdException w:name="Light List Accent 4" w:uiPriority="61"/>
+    <w:lsdException w:name="Light Grid Accent 4" w:uiPriority="62"/>
+    <w:lsdException w:name="Medium Shading 1 Accent 4" w:uiPriority="63"/>
+    <w:lsdException w:name="Medium Shading 2 Accent 4" w:uiPriority="64"/>
+    <w:lsdException w:name="Medium List 1 Accent 4" w:uiPriority="65"/>
+    <w:lsdException w:name="Medium List 2 Accent 4" w:uiPriority="66"/>
+    <w:lsdException w:name="Medium Grid 1 Accent 4" w:uiPriority="67"/>
+    <w:lsdException w:name="Medium Grid 2 Accent 4" w:uiPriority="68"/>
+    <w:lsdException w:name="Medium Grid 3 Accent 4" w:uiPriority="69"/>
+    <w:lsdException w:name="Dark List Accent 4" w:uiPriority="70"/>
+    <w:lsdException w:name="Colorful Shading Accent 4" w:uiPriority="71"/>
+    <w:lsdException w:name="Colorful List Accent 4" w:uiPriority="72"/>
+    <w:lsdException w:name="Colorful Grid Accent 4" w:uiPriority="73"/>
+    <w:lsdException w:name="Light Shading Accent 5" w:uiPriority="60"/>
+    <w:lsdException w:name="Light List Accent 5" w:uiPriority="61"/>
+    <w:lsdException w:name="Light Grid Accent 5" w:uiPriority="62"/>
+    <w:lsdException w:name="Medium Shading 1 Accent 5" w:uiPriority="63"/>
+    <w:lsdException w:name="Medium Shading 2 Accent 5" w:uiPriority="64"/>
+    <w:lsdException w:name="Medium List 1 Accent 5" w:uiPriority="65"/>
+    <w:lsdException w:name="Medium List 2 Accent 5" w:uiPriority="66"/>
+    <w:lsdException w:name="Medium Grid 1 Accent 5" w:uiPriority="67"/>
+    <w:lsdException w:name="Medium Grid 2 Accent 5" w:uiPriority="68"/>
+    <w:lsdException w:name="Medium Grid 3 Accent 5" w:uiPriority="69"/>
+    <w:lsdException w:name="Dark List Accent 5" w:uiPriority="70"/>
+    <w:lsdException w:name="Colorful Shading Accent 5" w:uiPriority="71"/>
+    <w:lsdException w:name="Colorful List Accent 5" w:uiPriority="72"/>
+    <w:lsdException w:name="Colorful Grid Accent 5" w:uiPriority="73"/>
+    <w:lsdException w:name="Light Shading Accent 6" w:uiPriority="60"/>
+    <w:lsdException w:name="Light List Accent 6" w:uiPriority="61"/>
+    <w:lsdException w:name="Light Grid Accent 6" w:uiPriority="62"/>
+    <w:lsdException w:name="Medium Shading 1 Accent 6" w:uiPriority="63"/>
+    <w:lsdException w:name="Medium Shading 2 Accent 6" w:uiPriority="64"/>
+    <w:lsdException w:name="Medium List 1 Accent 6" w:uiPriority="65"/>
+    <w:lsdException w:name="Medium List 2 Accent 6" w:uiPriority="66"/>
+    <w:lsdException w:name="Medium Grid 1 Accent 6" w:uiPriority="67"/>
+    <w:lsdException w:name="Medium Grid 2 Accent 6" w:uiPriority="68"/>
+    <w:lsdException w:name="Medium Grid 3 Accent 6" w:uiPriority="69"/>
+    <w:lsdException w:name="Dark List Accent 6" w:uiPriority="70"/>
+    <w:lsdException w:name="Colorful Shading Accent 6" w:uiPriority="71"/>
+    <w:lsdException w:name="Colorful List Accent 6" w:uiPriority="72"/>
+    <w:lsdException w:name="Colorful Grid Accent 6" w:uiPriority="73"/>
+    <w:lsdException w:name="Subtle Emphasis" w:uiPriority="19" w:qFormat="1"/>
+    <w:lsdException w:name="Intense Emphasis" w:uiPriority="21" w:qFormat="1"/>
+    <w:lsdException w:name="Subtle Reference" w:uiPriority="31" w:qFormat="1"/>
+    <w:lsdException w:name="Intense Reference" w:uiPriority="32" w:qFormat="1"/>
+    <w:lsdException w:name="Book Title" w:uiPriority="33" w:qFormat="1"/>
+    <w:lsdException w:name="Bibliography" w:semiHidden="1" w:uiPriority="37" w:unhideWhenUsed="1"/>
+    <w:lsdException w:name="TOC Heading" w:semiHidden="1" w:uiPriority="39" w:unhideWhenUsed="1" w:qFormat="1"/>
+    <w:lsdException w:name="Plain Table 1" w:uiPriority="41"/>
+    <w:lsdException w:name="Plain Table 2" w:uiPriority="42"/>
+    <w:lsdException w:name="Plain Table 3" w:uiPriority="43"/>
+    <w:lsdException w:name="Plain Table 4" w:uiPriority="44"/>
+    <w:lsdException w:name="Plain Table 5" w:uiPriority="45"/>
+    <w:lsdException w:name="Grid Table Light" w:uiPriority="40"/>
+    <w:lsdException w:name="Grid Table 1 Light" w:uiPriority="46"/>
+    <w:lsdException w:name="Grid Table 2" w:uiPriority="47"/>
+    <w:lsdException w:name="Grid Table 3" w:uiPriority="48"/>
+    <w:lsdException w:name="Grid Table 4" w:uiPriority="49"/>
+    <w:lsdException w:name="Grid Table 5 Dark" w:uiPriority="50"/>
+    <w:lsdException w:name="Grid Table 6 Colorful" w:uiPriority="51"/>
+    <w:lsdException w:name="Grid Table 7 Colorful" w:uiPriority="52"/>
+    <w:lsdException w:name="Grid Table 1 Light Accent 1" w:uiPriority="46"/>
+    <w:lsdException w:name="Grid Table 2 Accent 1" w:uiPriority="47"/>
+    <w:lsdException w:name="Grid Table 3 Accent 1" w:uiPriority="48"/>
+    <w:lsdException w:name="Grid Table 4 Accent 1" w:uiPriority="49"/>
+    <w:lsdException w:name="Grid Table 5 Dark Accent 1" w:uiPriority="50"/>
+    <w:lsdException w:name="Grid Table 6 Colorful Accent 1" w:uiPriority="51"/>
+    <w:lsdException w:name="Grid Table 7 Colorful Accent 1" w:uiPriority="52"/>
+    <w:lsdException w:name="Grid Table 1 Light Accent 2" w:uiPriority="46"/>
+    <w:lsdException w:name="Grid Table 2 Accent 2" w:uiPriority="47"/>
+    <w:lsdException w:name="Grid Table 3 Accent 2" w:uiPriority="48"/>
+    <w:lsdException w:name="Grid Table 4 Accent 2" w:uiPriority="49"/>
+    <w:lsdException w:name="Grid Table 5 Dark Accent 2" w:uiPriority="50"/>
+    <w:lsdException w:name="Grid Table 6 Colorful Accent 2" w:uiPriority="51"/>
+    <w:lsdException w:name="Grid Table 7 Colorful Accent 2" w:uiPriority="52"/>
+    <w:lsdException w:name="Grid Table 1 Light Accent 3" w:uiPriority="46"/>
+    <w:lsdException w:name="Grid Table 2 Accent 3" w:uiPriority="47"/>
+    <w:lsdException w:name="Grid Table 3 Accent 3" w:uiPriority="48"/>
+    <w:lsdException w:name="Grid Table 4 Accent 3" w:uiPriority="49"/>
+    <w:lsdException w:name="Grid Table 5 Dark Accent 3" w:uiPriority="50"/>
+    <w:lsdException w:name="Grid Table 6 Colorful Accent 3" w:uiPriority="51"/>
+    <w:lsdException w:name="Grid Table 7 Colorful Accent 3" w:uiPriority="52"/>
+    <w:lsdException w:name="Grid Table 1 Light Accent 4" w:uiPriority="46"/>
+    <w:lsdException w:name="Grid Table 2 Accent 4" w:uiPriority="47"/>
+    <w:lsdException w:name="Grid Table 3 Accent 4" w:uiPriority="48"/>
+    <w:lsdException w:name="Grid Table 4 Accent 4" w:uiPriority="49"/>
+    <w:lsdException w:name="Grid Table 5 Dark Accent 4" w:uiPriority="50"/>
+    <w:lsdException w:name="Grid Table 6 Colorful Accent 4" w:uiPriority="51"/>
+    <w:lsdException w:name="Grid Table 7 Colorful Accent 4" w:uiPriority="52"/>
+    <w:lsdException w:name="Grid Table 1 Light Accent 5" w:uiPriority="46"/>
+    <w:lsdException w:name="Grid Table 2 Accent 5" w:uiPriority="47"/>
+    <w:lsdException w:name="Grid Table 3 Accent 5" w:uiPriority="48"/>
+    <w:lsdException w:name="Grid Table 4 Accent 5" w:uiPriority="49"/>
+    <w:lsdException w:name="Grid Table 5 Dark Accent 5" w:uiPriority="50"/>
+    <w:lsdException w:name="Grid Table 6 Colorful Accent 5" w:uiPriority="51"/>
+    <w:lsdException w:name="Grid Table 7 Colorful Accent 5" w:uiPriority="52"/>
+    <w:lsdException w:name="Grid Table 1 Light Accent 6" w:uiPriority="46"/>
+    <w:lsdException w:name="Grid Table 2 Accent 6" w:uiPriority="47"/>
+    <w:lsdException w:name="Grid Table 3 Accent 6" w:uiPriority="48"/>
+    <w:lsdException w:name="Grid Table 4 Accent 6" w:uiPriority="49"/>
+    <w:lsdException w:name="Grid Table 5 Dark Accent 6" w:uiPriority="50"/>
+    <w:lsdException w:name="Grid Table 6 Colorful Accent 6" w:uiPriority="51"/>
+    <w:lsdException w:name="Grid Table 7 Colorful Accent 6" w:uiPriority="52"/>
+    <w:lsdException w:name="List Table 1 Light" w:uiPriority="46"/>
+    <w:lsdException w:name="List Table 2" w:uiPriority="47"/>
+    <w:lsdException w:name="List Table 3" w:uiPriority="48"/>
+    <w:lsdException w:name="List Table 4" w:uiPriority="49"/>
+    <w:lsdException w:name="List Table 5 Dark" w:uiPriority="50"/>
+    <w:lsdException w:name="List Table 6 Colorful" w:uiPriority="51"/>
+    <w:lsdException w:name="List Table 7 Colorful" w:uiPriority="52"/>
+    <w:lsdException w:name="List Table 1 Light Accent 1" w:uiPriority="46"/>
+    <w:lsdException w:name="List Table 2 Accent 1" w:uiPriority="47"/>
+    <w:lsdException w:name="List Table 3 Accent 1" w:uiPriority="48"/>
+    <w:lsdException w:name="List Table 4 Accent 1" w:uiPriority="49"/>
+    <w:lsdException w:name="List Table 5 Dark Accent 1" w:uiPriority="50"/>
+    <w:lsdException w:name="List Table 6 Colorful Accent 1" w:uiPriority="51"/>
+    <w:lsdException w:name="List Table 7 Colorful Accent 1" w:uiPriority="52"/>
+    <w:lsdException w:name="List Table 1 Light Accent 2" w:uiPriority="46"/>
+    <w:lsdException w:name="List Table 2 Accent 2" w:uiPriority="47"/>
+    <w:lsdException w:name="List Table 3 Accent 2" w:uiPriority="48"/>
+    <w:lsdException w:name="List Table 4 Accent 2" w:uiPriority="49"/>
+    <w:lsdException w:name="List Table 5 Dark Accent 2" w:uiPriority="50"/>
+    <w:lsdException w:name="List Table 6 Colorful Accent 2" w:uiPriority="51"/>
+    <w:lsdException w:name="List Table 7 Colorful Accent 2" w:uiPriority="52"/>
+    <w:lsdException w:name="List Table 1 Light Accent 3" w:uiPriority="46"/>
+    <w:lsdException w:name="List Table 2 Accent 3" w:uiPriority="47"/>
+    <w:lsdException w:name="List Table 3 Accent 3" w:uiPriority="48"/>
+    <w:lsdException w:name="List Table 4 Accent 3" w:uiPriority="49"/>
+    <w:lsdException w:name="List Table 5 Dark Accent 3" w:uiPriority="50"/>
+    <w:lsdException w:name="List Table 6 Colorful Accent 3" w:uiPriority="51"/>
+    <w:lsdException w:name="List Table 7 Colorful Accent 3" w:uiPriority="52"/>
+    <w:lsdException w:name="List Table 1 Light Accent 4" w:uiPriority="46"/>
+    <w:lsdException w:name="List Table 2 Accent 4" w:uiPriority="47"/>
+    <w:lsdException w:name="List Table 3 Accent 4" w:uiPriority="48"/>
+    <w:lsdException w:name="List Table 4 Accent 4" w:uiPriority="49"/>
+    <w:lsdException w:name="List Table 5 Dark Accent 4" w:uiPriority="50"/>
+    <w:lsdException w:name="List Table 6 Colorful Accent 4" w:uiPriority="51"/>
+    <w:lsdException w:name="List Table 7 Colorful Accent 4" w:uiPriority="52"/>
+    <w:lsdException w:name="List Table 1 Light Accent 5" w:uiPriority="46"/>
+    <w:lsdException w:name="List Table 2 Accent 5" w:uiPriority="47"/>
+    <w:lsdException w:name="List Table 3 Accent 5" w:uiPriority="48"/>
+    <w:lsdException w:name="List Table 4 Accent 5" w:uiPriority="49"/>
+    <w:lsdException w:name="List Table 5 Dark Accent 5" w:uiPriority="50"/>
+    <w:lsdException w:name="List Table 6 Colorful Accent 5" w:uiPriority="51"/>
+    <w:lsdException w:name="List Table 7 Colorful Accent 5" w:uiPriority="52"/>
+    <w:lsdException w:name="List Table 1 Light Accent 6" w:uiPriority="46"/>
+    <w:lsdException w:name="List Table 2 Accent 6" w:uiPriority="47"/>
+    <w:lsdException w:name="List Table 3 Accent 6" w:uiPriority="48"/>
+    <w:lsdException w:name="List Table 4 Accent 6" w:uiPriority="49"/>
+    <w:lsdException w:name="List Table 5 Dark Accent 6" w:uiPriority="50"/>
+    <w:lsdException w:name="List Table 6 Colorful Accent 6" w:uiPriority="51"/>
+    <w:lsdException w:name="List Table 7 Colorful Accent 6" w:uiPriority="52"/>
+    <w:lsdException w:name="Mention" w:semiHidden="1" w:unhideWhenUsed="1"/>
+    <w:lsdException w:name="Smart Hyperlink" w:semiHidden="1" w:unhideWhenUsed="1"/>
+    <w:lsdException w:name="Hashtag" w:semiHidden="1" w:unhideWhenUsed="1"/>
+    <w:lsdException w:name="Unresolved Mention" w:semiHidden="1" w:unhideWhenUsed="1"/>
+    <w:lsdException w:name="Smart Link" w:semiHidden="1" w:unhideWhenUsed="1"/>
   </w:latentStyles>
   <w:style w:type="paragraph" w:default="1" w:styleId="Normal">
     <w:name w:val="Normal"/>
@@ -8425,7 +8581,6 @@
       <w:szCs w:val="20"/>
     </w:rPr>
     <w:tblPr>
-      <w:tblInd w:w="0" w:type="dxa"/>
       <w:tblBorders>
         <w:top w:val="single" w:sz="4" w:space="0" w:color="auto"/>
         <w:left w:val="single" w:sz="4" w:space="0" w:color="auto"/>
@@ -8434,661 +8589,6 @@
         <w:insideH w:val="single" w:sz="4" w:space="0" w:color="auto"/>
         <w:insideV w:val="single" w:sz="4" w:space="0" w:color="auto"/>
       </w:tblBorders>
-      <w:tblCellMar>
-        <w:top w:w="0" w:type="dxa"/>
-        <w:left w:w="108" w:type="dxa"/>
-        <w:bottom w:w="0" w:type="dxa"/>
-        <w:right w:w="108" w:type="dxa"/>
-      </w:tblCellMar>
-    </w:tblPr>
-  </w:style>
-  <w:style w:type="paragraph" w:styleId="BodyText">
-    <w:name w:val="Body Text"/>
-    <w:basedOn w:val="Normal"/>
-    <w:link w:val="BodyTextChar"/>
-    <w:uiPriority w:val="99"/>
-    <w:semiHidden/>
-    <w:unhideWhenUsed/>
-    <w:rsid w:val="000A07BF"/>
-    <w:pPr>
-      <w:spacing w:after="120"/>
-    </w:pPr>
-  </w:style>
-  <w:style w:type="character" w:customStyle="1" w:styleId="BodyTextChar">
-    <w:name w:val="Body Text Char"/>
-    <w:basedOn w:val="DefaultParagraphFont"/>
-    <w:link w:val="BodyText"/>
-    <w:uiPriority w:val="99"/>
-    <w:semiHidden/>
-    <w:rsid w:val="000A07BF"/>
-    <w:rPr>
-      <w:rFonts w:ascii="Times New Roman" w:eastAsia="Times New Roman" w:hAnsi="Times New Roman" w:cs="Times New Roman"/>
-      <w:sz w:val="24"/>
-      <w:szCs w:val="24"/>
-      <w:lang w:val="en-GB"/>
-    </w:rPr>
-  </w:style>
-  <w:style w:type="character" w:customStyle="1" w:styleId="Heading5Char">
-    <w:name w:val="Heading 5 Char"/>
-    <w:basedOn w:val="DefaultParagraphFont"/>
-    <w:link w:val="Heading5"/>
-    <w:uiPriority w:val="9"/>
-    <w:rsid w:val="000A07BF"/>
-    <w:rPr>
-      <w:rFonts w:ascii="Calibri" w:eastAsia="Times New Roman" w:hAnsi="Calibri" w:cs="Times New Roman"/>
-      <w:b/>
-      <w:bCs/>
-      <w:i/>
-      <w:iCs/>
-      <w:sz w:val="26"/>
-      <w:szCs w:val="26"/>
-    </w:rPr>
-  </w:style>
-  <w:style w:type="character" w:customStyle="1" w:styleId="Heading7Char">
-    <w:name w:val="Heading 7 Char"/>
-    <w:basedOn w:val="DefaultParagraphFont"/>
-    <w:link w:val="Heading7"/>
-    <w:uiPriority w:val="9"/>
-    <w:semiHidden/>
-    <w:rsid w:val="000A07BF"/>
-    <w:rPr>
-      <w:rFonts w:ascii="Calibri" w:eastAsia="Times New Roman" w:hAnsi="Calibri" w:cs="Times New Roman"/>
-      <w:sz w:val="24"/>
-      <w:szCs w:val="24"/>
-    </w:rPr>
-  </w:style>
-  <w:style w:type="paragraph" w:styleId="BodyText2">
-    <w:name w:val="Body Text 2"/>
-    <w:basedOn w:val="Normal"/>
-    <w:link w:val="BodyText2Char"/>
-    <w:uiPriority w:val="99"/>
-    <w:unhideWhenUsed/>
-    <w:rsid w:val="000A07BF"/>
-    <w:pPr>
-      <w:spacing w:after="120" w:line="480" w:lineRule="auto"/>
-    </w:pPr>
-    <w:rPr>
-      <w:szCs w:val="20"/>
-      <w:lang w:val="en-US"/>
-    </w:rPr>
-  </w:style>
-  <w:style w:type="character" w:customStyle="1" w:styleId="BodyText2Char">
-    <w:name w:val="Body Text 2 Char"/>
-    <w:basedOn w:val="DefaultParagraphFont"/>
-    <w:link w:val="BodyText2"/>
-    <w:uiPriority w:val="99"/>
-    <w:rsid w:val="000A07BF"/>
-    <w:rPr>
-      <w:rFonts w:ascii="Times New Roman" w:eastAsia="Times New Roman" w:hAnsi="Times New Roman" w:cs="Times New Roman"/>
-      <w:sz w:val="24"/>
-      <w:szCs w:val="20"/>
-    </w:rPr>
-  </w:style>
-  <w:style w:type="paragraph" w:styleId="BodyText3">
-    <w:name w:val="Body Text 3"/>
-    <w:basedOn w:val="Normal"/>
-    <w:link w:val="BodyText3Char"/>
-    <w:uiPriority w:val="99"/>
-    <w:unhideWhenUsed/>
-    <w:rsid w:val="000A07BF"/>
-    <w:pPr>
-      <w:spacing w:after="120"/>
-    </w:pPr>
-    <w:rPr>
-      <w:sz w:val="16"/>
-      <w:szCs w:val="16"/>
-      <w:lang w:val="en-US"/>
-    </w:rPr>
-  </w:style>
-  <w:style w:type="character" w:customStyle="1" w:styleId="BodyText3Char">
-    <w:name w:val="Body Text 3 Char"/>
-    <w:basedOn w:val="DefaultParagraphFont"/>
-    <w:link w:val="BodyText3"/>
-    <w:uiPriority w:val="99"/>
-    <w:rsid w:val="000A07BF"/>
-    <w:rPr>
-      <w:rFonts w:ascii="Times New Roman" w:eastAsia="Times New Roman" w:hAnsi="Times New Roman" w:cs="Times New Roman"/>
-      <w:sz w:val="16"/>
-      <w:szCs w:val="16"/>
-    </w:rPr>
-  </w:style>
-</w:styles>
-</file>
-
-<file path=word/stylesWithEffects.xml><?xml version="1.0" encoding="utf-8"?>
-<w:styles xmlns:wpc="http://schemas.microsoft.com/office/word/2010/wordprocessingCanvas" xmlns:mc="http://schemas.openxmlformats.org/markup-compatibility/2006" xmlns:o="urn:schemas-microsoft-com:office:office" xmlns:r="http://schemas.openxmlformats.org/officeDocument/2006/relationships" xmlns:m="http://schemas.openxmlformats.org/officeDocument/2006/math" xmlns:v="urn:schemas-microsoft-com:vml" xmlns:wp14="http://schemas.microsoft.com/office/word/2010/wordprocessingDrawing" xmlns:wp="http://schemas.openxmlformats.org/drawingml/2006/wordprocessingDrawing" xmlns:w10="urn:schemas-microsoft-com:office:word" xmlns:w="http://schemas.openxmlformats.org/wordprocessingml/2006/main" xmlns:w14="http://schemas.microsoft.com/office/word/2010/wordml" xmlns:wpg="http://schemas.microsoft.com/office/word/2010/wordprocessingGroup" xmlns:wpi="http://schemas.microsoft.com/office/word/2010/wordprocessingInk" xmlns:wne="http://schemas.microsoft.com/office/word/2006/wordml" xmlns:wps="http://schemas.microsoft.com/office/word/2010/wordprocessingShape" mc:Ignorable="w14 wp14">
-  <w:docDefaults>
-    <w:rPrDefault>
-      <w:rPr>
-        <w:rFonts w:asciiTheme="minorHAnsi" w:eastAsiaTheme="minorHAnsi" w:hAnsiTheme="minorHAnsi" w:cstheme="minorBidi"/>
-        <w:sz w:val="22"/>
-        <w:szCs w:val="22"/>
-        <w:lang w:val="en-US" w:eastAsia="en-US" w:bidi="ar-SA"/>
-      </w:rPr>
-    </w:rPrDefault>
-    <w:pPrDefault>
-      <w:pPr>
-        <w:spacing w:after="200" w:line="276" w:lineRule="auto"/>
-      </w:pPr>
-    </w:pPrDefault>
-  </w:docDefaults>
-  <w:latentStyles w:defLockedState="0" w:defUIPriority="99" w:defSemiHidden="1" w:defUnhideWhenUsed="1" w:defQFormat="0" w:count="267">
-    <w:lsdException w:name="Normal" w:semiHidden="0" w:uiPriority="0" w:unhideWhenUsed="0" w:qFormat="1"/>
-    <w:lsdException w:name="heading 1" w:semiHidden="0" w:uiPriority="0" w:unhideWhenUsed="0" w:qFormat="1"/>
-    <w:lsdException w:name="heading 2" w:uiPriority="9" w:qFormat="1"/>
-    <w:lsdException w:name="heading 3" w:uiPriority="9" w:qFormat="1"/>
-    <w:lsdException w:name="heading 4" w:uiPriority="9" w:qFormat="1"/>
-    <w:lsdException w:name="heading 5" w:uiPriority="9" w:qFormat="1"/>
-    <w:lsdException w:name="heading 6" w:uiPriority="9" w:qFormat="1"/>
-    <w:lsdException w:name="heading 7" w:uiPriority="9" w:qFormat="1"/>
-    <w:lsdException w:name="heading 8" w:uiPriority="9" w:qFormat="1"/>
-    <w:lsdException w:name="heading 9" w:uiPriority="9" w:qFormat="1"/>
-    <w:lsdException w:name="toc 1" w:uiPriority="39"/>
-    <w:lsdException w:name="toc 2" w:uiPriority="39"/>
-    <w:lsdException w:name="toc 3" w:uiPriority="39"/>
-    <w:lsdException w:name="toc 4" w:uiPriority="39"/>
-    <w:lsdException w:name="toc 5" w:uiPriority="39"/>
-    <w:lsdException w:name="toc 6" w:uiPriority="39"/>
-    <w:lsdException w:name="toc 7" w:uiPriority="39"/>
-    <w:lsdException w:name="toc 8" w:uiPriority="39"/>
-    <w:lsdException w:name="toc 9" w:uiPriority="39"/>
-    <w:lsdException w:name="header" w:uiPriority="0"/>
-    <w:lsdException w:name="caption" w:uiPriority="35" w:qFormat="1"/>
-    <w:lsdException w:name="Title" w:semiHidden="0" w:uiPriority="10" w:unhideWhenUsed="0" w:qFormat="1"/>
-    <w:lsdException w:name="Default Paragraph Font" w:uiPriority="1"/>
-    <w:lsdException w:name="Subtitle" w:semiHidden="0" w:uiPriority="11" w:unhideWhenUsed="0" w:qFormat="1"/>
-    <w:lsdException w:name="Body Text Indent 2" w:uiPriority="0"/>
-    <w:lsdException w:name="Body Text Indent 3" w:uiPriority="0"/>
-    <w:lsdException w:name="Strong" w:semiHidden="0" w:uiPriority="22" w:unhideWhenUsed="0" w:qFormat="1"/>
-    <w:lsdException w:name="Emphasis" w:semiHidden="0" w:uiPriority="20" w:unhideWhenUsed="0" w:qFormat="1"/>
-    <w:lsdException w:name="Table Grid" w:semiHidden="0" w:uiPriority="0" w:unhideWhenUsed="0"/>
-    <w:lsdException w:name="Placeholder Text" w:unhideWhenUsed="0"/>
-    <w:lsdException w:name="No Spacing" w:semiHidden="0" w:uiPriority="1" w:unhideWhenUsed="0" w:qFormat="1"/>
-    <w:lsdException w:name="Light Shading" w:semiHidden="0" w:uiPriority="60" w:unhideWhenUsed="0"/>
-    <w:lsdException w:name="Light List" w:semiHidden="0" w:uiPriority="61" w:unhideWhenUsed="0"/>
-    <w:lsdException w:name="Light Grid" w:semiHidden="0" w:uiPriority="62" w:unhideWhenUsed="0"/>
-    <w:lsdException w:name="Medium Shading 1" w:semiHidden="0" w:uiPriority="63" w:unhideWhenUsed="0"/>
-    <w:lsdException w:name="Medium Shading 2" w:semiHidden="0" w:uiPriority="64" w:unhideWhenUsed="0"/>
-    <w:lsdException w:name="Medium List 1" w:semiHidden="0" w:uiPriority="65" w:unhideWhenUsed="0"/>
-    <w:lsdException w:name="Medium List 2" w:semiHidden="0" w:uiPriority="66" w:unhideWhenUsed="0"/>
-    <w:lsdException w:name="Medium Grid 1" w:semiHidden="0" w:uiPriority="67" w:unhideWhenUsed="0"/>
-    <w:lsdException w:name="Medium Grid 2" w:semiHidden="0" w:uiPriority="68" w:unhideWhenUsed="0"/>
-    <w:lsdException w:name="Medium Grid 3" w:semiHidden="0" w:uiPriority="69" w:unhideWhenUsed="0"/>
-    <w:lsdException w:name="Dark List" w:semiHidden="0" w:uiPriority="70" w:unhideWhenUsed="0"/>
-    <w:lsdException w:name="Colorful Shading" w:semiHidden="0" w:uiPriority="71" w:unhideWhenUsed="0"/>
-    <w:lsdException w:name="Colorful List" w:semiHidden="0" w:uiPriority="72" w:unhideWhenUsed="0"/>
-    <w:lsdException w:name="Colorful Grid" w:semiHidden="0" w:uiPriority="73" w:unhideWhenUsed="0"/>
-    <w:lsdException w:name="Light Shading Accent 1" w:semiHidden="0" w:uiPriority="60" w:unhideWhenUsed="0"/>
-    <w:lsdException w:name="Light List Accent 1" w:semiHidden="0" w:uiPriority="61" w:unhideWhenUsed="0"/>
-    <w:lsdException w:name="Light Grid Accent 1" w:semiHidden="0" w:uiPriority="62" w:unhideWhenUsed="0"/>
-    <w:lsdException w:name="Medium Shading 1 Accent 1" w:semiHidden="0" w:uiPriority="63" w:unhideWhenUsed="0"/>
-    <w:lsdException w:name="Medium Shading 2 Accent 1" w:semiHidden="0" w:uiPriority="64" w:unhideWhenUsed="0"/>
-    <w:lsdException w:name="Medium List 1 Accent 1" w:semiHidden="0" w:uiPriority="65" w:unhideWhenUsed="0"/>
-    <w:lsdException w:name="Revision" w:unhideWhenUsed="0"/>
-    <w:lsdException w:name="List Paragraph" w:semiHidden="0" w:uiPriority="34" w:unhideWhenUsed="0" w:qFormat="1"/>
-    <w:lsdException w:name="Quote" w:semiHidden="0" w:uiPriority="29" w:unhideWhenUsed="0" w:qFormat="1"/>
-    <w:lsdException w:name="Intense Quote" w:semiHidden="0" w:uiPriority="30" w:unhideWhenUsed="0" w:qFormat="1"/>
-    <w:lsdException w:name="Medium List 2 Accent 1" w:semiHidden="0" w:uiPriority="66" w:unhideWhenUsed="0"/>
-    <w:lsdException w:name="Medium Grid 1 Accent 1" w:semiHidden="0" w:uiPriority="67" w:unhideWhenUsed="0"/>
-    <w:lsdException w:name="Medium Grid 2 Accent 1" w:semiHidden="0" w:uiPriority="68" w:unhideWhenUsed="0"/>
-    <w:lsdException w:name="Medium Grid 3 Accent 1" w:semiHidden="0" w:uiPriority="69" w:unhideWhenUsed="0"/>
-    <w:lsdException w:name="Dark List Accent 1" w:semiHidden="0" w:uiPriority="70" w:unhideWhenUsed="0"/>
-    <w:lsdException w:name="Colorful Shading Accent 1" w:semiHidden="0" w:uiPriority="71" w:unhideWhenUsed="0"/>
-    <w:lsdException w:name="Colorful List Accent 1" w:semiHidden="0" w:uiPriority="72" w:unhideWhenUsed="0"/>
-    <w:lsdException w:name="Colorful Grid Accent 1" w:semiHidden="0" w:uiPriority="73" w:unhideWhenUsed="0"/>
-    <w:lsdException w:name="Light Shading Accent 2" w:semiHidden="0" w:uiPriority="60" w:unhideWhenUsed="0"/>
-    <w:lsdException w:name="Light List Accent 2" w:semiHidden="0" w:uiPriority="61" w:unhideWhenUsed="0"/>
-    <w:lsdException w:name="Light Grid Accent 2" w:semiHidden="0" w:uiPriority="62" w:unhideWhenUsed="0"/>
-    <w:lsdException w:name="Medium Shading 1 Accent 2" w:semiHidden="0" w:uiPriority="63" w:unhideWhenUsed="0"/>
-    <w:lsdException w:name="Medium Shading 2 Accent 2" w:semiHidden="0" w:uiPriority="64" w:unhideWhenUsed="0"/>
-    <w:lsdException w:name="Medium List 1 Accent 2" w:semiHidden="0" w:uiPriority="65" w:unhideWhenUsed="0"/>
-    <w:lsdException w:name="Medium List 2 Accent 2" w:semiHidden="0" w:uiPriority="66" w:unhideWhenUsed="0"/>
-    <w:lsdException w:name="Medium Grid 1 Accent 2" w:semiHidden="0" w:uiPriority="67" w:unhideWhenUsed="0"/>
-    <w:lsdException w:name="Medium Grid 2 Accent 2" w:semiHidden="0" w:uiPriority="68" w:unhideWhenUsed="0"/>
-    <w:lsdException w:name="Medium Grid 3 Accent 2" w:semiHidden="0" w:uiPriority="69" w:unhideWhenUsed="0"/>
-    <w:lsdException w:name="Dark List Accent 2" w:semiHidden="0" w:uiPriority="70" w:unhideWhenUsed="0"/>
-    <w:lsdException w:name="Colorful Shading Accent 2" w:semiHidden="0" w:uiPriority="71" w:unhideWhenUsed="0"/>
-    <w:lsdException w:name="Colorful List Accent 2" w:semiHidden="0" w:uiPriority="72" w:unhideWhenUsed="0"/>
-    <w:lsdException w:name="Colorful Grid Accent 2" w:semiHidden="0" w:uiPriority="73" w:unhideWhenUsed="0"/>
-    <w:lsdException w:name="Light Shading Accent 3" w:semiHidden="0" w:uiPriority="60" w:unhideWhenUsed="0"/>
-    <w:lsdException w:name="Light List Accent 3" w:semiHidden="0" w:uiPriority="61" w:unhideWhenUsed="0"/>
-    <w:lsdException w:name="Light Grid Accent 3" w:semiHidden="0" w:uiPriority="62" w:unhideWhenUsed="0"/>
-    <w:lsdException w:name="Medium Shading 1 Accent 3" w:semiHidden="0" w:uiPriority="63" w:unhideWhenUsed="0"/>
-    <w:lsdException w:name="Medium Shading 2 Accent 3" w:semiHidden="0" w:uiPriority="64" w:unhideWhenUsed="0"/>
-    <w:lsdException w:name="Medium List 1 Accent 3" w:semiHidden="0" w:uiPriority="65" w:unhideWhenUsed="0"/>
-    <w:lsdException w:name="Medium List 2 Accent 3" w:semiHidden="0" w:uiPriority="66" w:unhideWhenUsed="0"/>
-    <w:lsdException w:name="Medium Grid 1 Accent 3" w:semiHidden="0" w:uiPriority="67" w:unhideWhenUsed="0"/>
-    <w:lsdException w:name="Medium Grid 2 Accent 3" w:semiHidden="0" w:uiPriority="68" w:unhideWhenUsed="0"/>
-    <w:lsdException w:name="Medium Grid 3 Accent 3" w:semiHidden="0" w:uiPriority="69" w:unhideWhenUsed="0"/>
-    <w:lsdException w:name="Dark List Accent 3" w:semiHidden="0" w:uiPriority="70" w:unhideWhenUsed="0"/>
-    <w:lsdException w:name="Colorful Shading Accent 3" w:semiHidden="0" w:uiPriority="71" w:unhideWhenUsed="0"/>
-    <w:lsdException w:name="Colorful List Accent 3" w:semiHidden="0" w:uiPriority="72" w:unhideWhenUsed="0"/>
-    <w:lsdException w:name="Colorful Grid Accent 3" w:semiHidden="0" w:uiPriority="73" w:unhideWhenUsed="0"/>
-    <w:lsdException w:name="Light Shading Accent 4" w:semiHidden="0" w:uiPriority="60" w:unhideWhenUsed="0"/>
-    <w:lsdException w:name="Light List Accent 4" w:semiHidden="0" w:uiPriority="61" w:unhideWhenUsed="0"/>
-    <w:lsdException w:name="Light Grid Accent 4" w:semiHidden="0" w:uiPriority="62" w:unhideWhenUsed="0"/>
-    <w:lsdException w:name="Medium Shading 1 Accent 4" w:semiHidden="0" w:uiPriority="63" w:unhideWhenUsed="0"/>
-    <w:lsdException w:name="Medium Shading 2 Accent 4" w:semiHidden="0" w:uiPriority="64" w:unhideWhenUsed="0"/>
-    <w:lsdException w:name="Medium List 1 Accent 4" w:semiHidden="0" w:uiPriority="65" w:unhideWhenUsed="0"/>
-    <w:lsdException w:name="Medium List 2 Accent 4" w:semiHidden="0" w:uiPriority="66" w:unhideWhenUsed="0"/>
-    <w:lsdException w:name="Medium Grid 1 Accent 4" w:semiHidden="0" w:uiPriority="67" w:unhideWhenUsed="0"/>
-    <w:lsdException w:name="Medium Grid 2 Accent 4" w:semiHidden="0" w:uiPriority="68" w:unhideWhenUsed="0"/>
-    <w:lsdException w:name="Medium Grid 3 Accent 4" w:semiHidden="0" w:uiPriority="69" w:unhideWhenUsed="0"/>
-    <w:lsdException w:name="Dark List Accent 4" w:semiHidden="0" w:uiPriority="70" w:unhideWhenUsed="0"/>
-    <w:lsdException w:name="Colorful Shading Accent 4" w:semiHidden="0" w:uiPriority="71" w:unhideWhenUsed="0"/>
-    <w:lsdException w:name="Colorful List Accent 4" w:semiHidden="0" w:uiPriority="72" w:unhideWhenUsed="0"/>
-    <w:lsdException w:name="Colorful Grid Accent 4" w:semiHidden="0" w:uiPriority="73" w:unhideWhenUsed="0"/>
-    <w:lsdException w:name="Light Shading Accent 5" w:semiHidden="0" w:uiPriority="60" w:unhideWhenUsed="0"/>
-    <w:lsdException w:name="Light List Accent 5" w:semiHidden="0" w:uiPriority="61" w:unhideWhenUsed="0"/>
-    <w:lsdException w:name="Light Grid Accent 5" w:semiHidden="0" w:uiPriority="62" w:unhideWhenUsed="0"/>
-    <w:lsdException w:name="Medium Shading 1 Accent 5" w:semiHidden="0" w:uiPriority="63" w:unhideWhenUsed="0"/>
-    <w:lsdException w:name="Medium Shading 2 Accent 5" w:semiHidden="0" w:uiPriority="64" w:unhideWhenUsed="0"/>
-    <w:lsdException w:name="Medium List 1 Accent 5" w:semiHidden="0" w:uiPriority="65" w:unhideWhenUsed="0"/>
-    <w:lsdException w:name="Medium List 2 Accent 5" w:semiHidden="0" w:uiPriority="66" w:unhideWhenUsed="0"/>
-    <w:lsdException w:name="Medium Grid 1 Accent 5" w:semiHidden="0" w:uiPriority="67" w:unhideWhenUsed="0"/>
-    <w:lsdException w:name="Medium Grid 2 Accent 5" w:semiHidden="0" w:uiPriority="68" w:unhideWhenUsed="0"/>
-    <w:lsdException w:name="Medium Grid 3 Accent 5" w:semiHidden="0" w:uiPriority="69" w:unhideWhenUsed="0"/>
-    <w:lsdException w:name="Dark List Accent 5" w:semiHidden="0" w:uiPriority="70" w:unhideWhenUsed="0"/>
-    <w:lsdException w:name="Colorful Shading Accent 5" w:semiHidden="0" w:uiPriority="71" w:unhideWhenUsed="0"/>
-    <w:lsdException w:name="Colorful List Accent 5" w:semiHidden="0" w:uiPriority="72" w:unhideWhenUsed="0"/>
-    <w:lsdException w:name="Colorful Grid Accent 5" w:semiHidden="0" w:uiPriority="73" w:unhideWhenUsed="0"/>
-    <w:lsdException w:name="Light Shading Accent 6" w:semiHidden="0" w:uiPriority="60" w:unhideWhenUsed="0"/>
-    <w:lsdException w:name="Light List Accent 6" w:semiHidden="0" w:uiPriority="61" w:unhideWhenUsed="0"/>
-    <w:lsdException w:name="Light Grid Accent 6" w:semiHidden="0" w:uiPriority="62" w:unhideWhenUsed="0"/>
-    <w:lsdException w:name="Medium Shading 1 Accent 6" w:semiHidden="0" w:uiPriority="63" w:unhideWhenUsed="0"/>
-    <w:lsdException w:name="Medium Shading 2 Accent 6" w:semiHidden="0" w:uiPriority="64" w:unhideWhenUsed="0"/>
-    <w:lsdException w:name="Medium List 1 Accent 6" w:semiHidden="0" w:uiPriority="65" w:unhideWhenUsed="0"/>
-    <w:lsdException w:name="Medium List 2 Accent 6" w:semiHidden="0" w:uiPriority="66" w:unhideWhenUsed="0"/>
-    <w:lsdException w:name="Medium Grid 1 Accent 6" w:semiHidden="0" w:uiPriority="67" w:unhideWhenUsed="0"/>
-    <w:lsdException w:name="Medium Grid 2 Accent 6" w:semiHidden="0" w:uiPriority="68" w:unhideWhenUsed="0"/>
-    <w:lsdException w:name="Medium Grid 3 Accent 6" w:semiHidden="0" w:uiPriority="69" w:unhideWhenUsed="0"/>
-    <w:lsdException w:name="Dark List Accent 6" w:semiHidden="0" w:uiPriority="70" w:unhideWhenUsed="0"/>
-    <w:lsdException w:name="Colorful Shading Accent 6" w:semiHidden="0" w:uiPriority="71" w:unhideWhenUsed="0"/>
-    <w:lsdException w:name="Colorful List Accent 6" w:semiHidden="0" w:uiPriority="72" w:unhideWhenUsed="0"/>
-    <w:lsdException w:name="Colorful Grid Accent 6" w:semiHidden="0" w:uiPriority="73" w:unhideWhenUsed="0"/>
-    <w:lsdException w:name="Subtle Emphasis" w:semiHidden="0" w:uiPriority="19" w:unhideWhenUsed="0" w:qFormat="1"/>
-    <w:lsdException w:name="Intense Emphasis" w:semiHidden="0" w:uiPriority="21" w:unhideWhenUsed="0" w:qFormat="1"/>
-    <w:lsdException w:name="Subtle Reference" w:semiHidden="0" w:uiPriority="31" w:unhideWhenUsed="0" w:qFormat="1"/>
-    <w:lsdException w:name="Intense Reference" w:semiHidden="0" w:uiPriority="32" w:unhideWhenUsed="0" w:qFormat="1"/>
-    <w:lsdException w:name="Book Title" w:semiHidden="0" w:uiPriority="33" w:unhideWhenUsed="0" w:qFormat="1"/>
-    <w:lsdException w:name="Bibliography" w:uiPriority="37"/>
-    <w:lsdException w:name="TOC Heading" w:uiPriority="39" w:qFormat="1"/>
-  </w:latentStyles>
-  <w:style w:type="paragraph" w:default="1" w:styleId="Normal">
-    <w:name w:val="Normal"/>
-    <w:qFormat/>
-    <w:rsid w:val="00C45200"/>
-    <w:pPr>
-      <w:spacing w:after="0" w:line="240" w:lineRule="auto"/>
-    </w:pPr>
-    <w:rPr>
-      <w:rFonts w:ascii="Times New Roman" w:eastAsia="Times New Roman" w:hAnsi="Times New Roman" w:cs="Times New Roman"/>
-      <w:sz w:val="24"/>
-      <w:szCs w:val="24"/>
-      <w:lang w:val="en-GB"/>
-    </w:rPr>
-  </w:style>
-  <w:style w:type="paragraph" w:styleId="Heading1">
-    <w:name w:val="heading 1"/>
-    <w:basedOn w:val="Normal"/>
-    <w:next w:val="Normal"/>
-    <w:link w:val="Heading1Char"/>
-    <w:qFormat/>
-    <w:rsid w:val="00C45200"/>
-    <w:pPr>
-      <w:keepNext/>
-      <w:spacing w:before="240" w:after="60"/>
-      <w:outlineLvl w:val="0"/>
-    </w:pPr>
-    <w:rPr>
-      <w:rFonts w:ascii="Arial" w:hAnsi="Arial" w:cs="Arial"/>
-      <w:b/>
-      <w:bCs/>
-      <w:kern w:val="32"/>
-      <w:sz w:val="32"/>
-      <w:szCs w:val="32"/>
-    </w:rPr>
-  </w:style>
-  <w:style w:type="paragraph" w:styleId="Heading3">
-    <w:name w:val="heading 3"/>
-    <w:basedOn w:val="Normal"/>
-    <w:next w:val="Normal"/>
-    <w:link w:val="Heading3Char"/>
-    <w:uiPriority w:val="9"/>
-    <w:semiHidden/>
-    <w:unhideWhenUsed/>
-    <w:qFormat/>
-    <w:rsid w:val="00D379E0"/>
-    <w:pPr>
-      <w:keepNext/>
-      <w:keepLines/>
-      <w:spacing w:before="200"/>
-      <w:outlineLvl w:val="2"/>
-    </w:pPr>
-    <w:rPr>
-      <w:rFonts w:asciiTheme="majorHAnsi" w:eastAsiaTheme="majorEastAsia" w:hAnsiTheme="majorHAnsi" w:cstheme="majorBidi"/>
-      <w:b/>
-      <w:bCs/>
-      <w:color w:val="4F81BD" w:themeColor="accent1"/>
-    </w:rPr>
-  </w:style>
-  <w:style w:type="paragraph" w:styleId="Heading5">
-    <w:name w:val="heading 5"/>
-    <w:basedOn w:val="Normal"/>
-    <w:next w:val="Normal"/>
-    <w:link w:val="Heading5Char"/>
-    <w:uiPriority w:val="9"/>
-    <w:unhideWhenUsed/>
-    <w:qFormat/>
-    <w:rsid w:val="000A07BF"/>
-    <w:pPr>
-      <w:spacing w:before="240" w:after="60"/>
-      <w:outlineLvl w:val="4"/>
-    </w:pPr>
-    <w:rPr>
-      <w:rFonts w:ascii="Calibri" w:hAnsi="Calibri"/>
-      <w:b/>
-      <w:bCs/>
-      <w:i/>
-      <w:iCs/>
-      <w:sz w:val="26"/>
-      <w:szCs w:val="26"/>
-      <w:lang w:val="en-US"/>
-    </w:rPr>
-  </w:style>
-  <w:style w:type="paragraph" w:styleId="Heading7">
-    <w:name w:val="heading 7"/>
-    <w:basedOn w:val="Normal"/>
-    <w:next w:val="Normal"/>
-    <w:link w:val="Heading7Char"/>
-    <w:uiPriority w:val="9"/>
-    <w:semiHidden/>
-    <w:unhideWhenUsed/>
-    <w:qFormat/>
-    <w:rsid w:val="000A07BF"/>
-    <w:pPr>
-      <w:spacing w:before="240" w:after="60"/>
-      <w:outlineLvl w:val="6"/>
-    </w:pPr>
-    <w:rPr>
-      <w:rFonts w:ascii="Calibri" w:hAnsi="Calibri"/>
-      <w:lang w:val="en-US"/>
-    </w:rPr>
-  </w:style>
-  <w:style w:type="character" w:default="1" w:styleId="DefaultParagraphFont">
-    <w:name w:val="Default Paragraph Font"/>
-    <w:uiPriority w:val="1"/>
-    <w:semiHidden/>
-    <w:unhideWhenUsed/>
-  </w:style>
-  <w:style w:type="table" w:default="1" w:styleId="TableNormal">
-    <w:name w:val="Normal Table"/>
-    <w:uiPriority w:val="99"/>
-    <w:semiHidden/>
-    <w:unhideWhenUsed/>
-    <w:tblPr>
-      <w:tblInd w:w="0" w:type="dxa"/>
-      <w:tblCellMar>
-        <w:top w:w="0" w:type="dxa"/>
-        <w:left w:w="108" w:type="dxa"/>
-        <w:bottom w:w="0" w:type="dxa"/>
-        <w:right w:w="108" w:type="dxa"/>
-      </w:tblCellMar>
-    </w:tblPr>
-  </w:style>
-  <w:style w:type="numbering" w:default="1" w:styleId="NoList">
-    <w:name w:val="No List"/>
-    <w:uiPriority w:val="99"/>
-    <w:semiHidden/>
-    <w:unhideWhenUsed/>
-  </w:style>
-  <w:style w:type="paragraph" w:styleId="Header">
-    <w:name w:val="header"/>
-    <w:basedOn w:val="Normal"/>
-    <w:link w:val="HeaderChar"/>
-    <w:unhideWhenUsed/>
-    <w:rsid w:val="00BF26AC"/>
-    <w:pPr>
-      <w:tabs>
-        <w:tab w:val="center" w:pos="4680"/>
-        <w:tab w:val="right" w:pos="9360"/>
-      </w:tabs>
-    </w:pPr>
-  </w:style>
-  <w:style w:type="character" w:customStyle="1" w:styleId="HeaderChar">
-    <w:name w:val="Header Char"/>
-    <w:basedOn w:val="DefaultParagraphFont"/>
-    <w:link w:val="Header"/>
-    <w:rsid w:val="00BF26AC"/>
-  </w:style>
-  <w:style w:type="paragraph" w:styleId="Footer">
-    <w:name w:val="footer"/>
-    <w:basedOn w:val="Normal"/>
-    <w:link w:val="FooterChar"/>
-    <w:uiPriority w:val="99"/>
-    <w:unhideWhenUsed/>
-    <w:rsid w:val="00BF26AC"/>
-    <w:pPr>
-      <w:tabs>
-        <w:tab w:val="center" w:pos="4680"/>
-        <w:tab w:val="right" w:pos="9360"/>
-      </w:tabs>
-    </w:pPr>
-  </w:style>
-  <w:style w:type="character" w:customStyle="1" w:styleId="FooterChar">
-    <w:name w:val="Footer Char"/>
-    <w:basedOn w:val="DefaultParagraphFont"/>
-    <w:link w:val="Footer"/>
-    <w:uiPriority w:val="99"/>
-    <w:rsid w:val="00BF26AC"/>
-  </w:style>
-  <w:style w:type="paragraph" w:styleId="BalloonText">
-    <w:name w:val="Balloon Text"/>
-    <w:basedOn w:val="Normal"/>
-    <w:link w:val="BalloonTextChar"/>
-    <w:uiPriority w:val="99"/>
-    <w:semiHidden/>
-    <w:unhideWhenUsed/>
-    <w:rsid w:val="00BF26AC"/>
-    <w:rPr>
-      <w:rFonts w:ascii="Tahoma" w:hAnsi="Tahoma" w:cs="Tahoma"/>
-      <w:sz w:val="16"/>
-      <w:szCs w:val="16"/>
-    </w:rPr>
-  </w:style>
-  <w:style w:type="character" w:customStyle="1" w:styleId="BalloonTextChar">
-    <w:name w:val="Balloon Text Char"/>
-    <w:basedOn w:val="DefaultParagraphFont"/>
-    <w:link w:val="BalloonText"/>
-    <w:uiPriority w:val="99"/>
-    <w:semiHidden/>
-    <w:rsid w:val="00BF26AC"/>
-    <w:rPr>
-      <w:rFonts w:ascii="Tahoma" w:hAnsi="Tahoma" w:cs="Tahoma"/>
-      <w:sz w:val="16"/>
-      <w:szCs w:val="16"/>
-    </w:rPr>
-  </w:style>
-  <w:style w:type="character" w:customStyle="1" w:styleId="Heading1Char">
-    <w:name w:val="Heading 1 Char"/>
-    <w:basedOn w:val="DefaultParagraphFont"/>
-    <w:link w:val="Heading1"/>
-    <w:rsid w:val="00C45200"/>
-    <w:rPr>
-      <w:rFonts w:ascii="Arial" w:eastAsia="Times New Roman" w:hAnsi="Arial" w:cs="Arial"/>
-      <w:b/>
-      <w:bCs/>
-      <w:kern w:val="32"/>
-      <w:sz w:val="32"/>
-      <w:szCs w:val="32"/>
-      <w:lang w:val="en-GB"/>
-    </w:rPr>
-  </w:style>
-  <w:style w:type="paragraph" w:styleId="NormalWeb">
-    <w:name w:val="Normal (Web)"/>
-    <w:basedOn w:val="Normal"/>
-    <w:uiPriority w:val="99"/>
-    <w:unhideWhenUsed/>
-    <w:rsid w:val="00C45200"/>
-    <w:pPr>
-      <w:spacing w:before="100" w:beforeAutospacing="1" w:after="100" w:afterAutospacing="1"/>
-    </w:pPr>
-    <w:rPr>
-      <w:rFonts w:ascii="Helvetica" w:hAnsi="Helvetica"/>
-      <w:lang w:val="en-US"/>
-    </w:rPr>
-  </w:style>
-  <w:style w:type="paragraph" w:styleId="HTMLPreformatted">
-    <w:name w:val="HTML Preformatted"/>
-    <w:basedOn w:val="Normal"/>
-    <w:link w:val="HTMLPreformattedChar"/>
-    <w:uiPriority w:val="99"/>
-    <w:unhideWhenUsed/>
-    <w:rsid w:val="00C45200"/>
-    <w:pPr>
-      <w:tabs>
-        <w:tab w:val="left" w:pos="916"/>
-        <w:tab w:val="left" w:pos="1832"/>
-        <w:tab w:val="left" w:pos="2748"/>
-        <w:tab w:val="left" w:pos="3664"/>
-        <w:tab w:val="left" w:pos="4580"/>
-        <w:tab w:val="left" w:pos="5496"/>
-        <w:tab w:val="left" w:pos="6412"/>
-        <w:tab w:val="left" w:pos="7328"/>
-        <w:tab w:val="left" w:pos="8244"/>
-        <w:tab w:val="left" w:pos="9160"/>
-        <w:tab w:val="left" w:pos="10076"/>
-        <w:tab w:val="left" w:pos="10992"/>
-        <w:tab w:val="left" w:pos="11908"/>
-        <w:tab w:val="left" w:pos="12824"/>
-        <w:tab w:val="left" w:pos="13740"/>
-        <w:tab w:val="left" w:pos="14656"/>
-      </w:tabs>
-    </w:pPr>
-    <w:rPr>
-      <w:rFonts w:ascii="Courier New" w:hAnsi="Courier New" w:cs="Courier New"/>
-      <w:sz w:val="20"/>
-      <w:szCs w:val="20"/>
-      <w:lang w:val="en-US"/>
-    </w:rPr>
-  </w:style>
-  <w:style w:type="character" w:customStyle="1" w:styleId="HTMLPreformattedChar">
-    <w:name w:val="HTML Preformatted Char"/>
-    <w:basedOn w:val="DefaultParagraphFont"/>
-    <w:link w:val="HTMLPreformatted"/>
-    <w:uiPriority w:val="99"/>
-    <w:rsid w:val="00C45200"/>
-    <w:rPr>
-      <w:rFonts w:ascii="Courier New" w:eastAsia="Times New Roman" w:hAnsi="Courier New" w:cs="Courier New"/>
-      <w:sz w:val="20"/>
-      <w:szCs w:val="20"/>
-    </w:rPr>
-  </w:style>
-  <w:style w:type="paragraph" w:styleId="ListParagraph">
-    <w:name w:val="List Paragraph"/>
-    <w:basedOn w:val="Normal"/>
-    <w:uiPriority w:val="34"/>
-    <w:qFormat/>
-    <w:rsid w:val="003833DD"/>
-    <w:pPr>
-      <w:ind w:left="720"/>
-    </w:pPr>
-  </w:style>
-  <w:style w:type="character" w:customStyle="1" w:styleId="Heading3Char">
-    <w:name w:val="Heading 3 Char"/>
-    <w:basedOn w:val="DefaultParagraphFont"/>
-    <w:link w:val="Heading3"/>
-    <w:uiPriority w:val="9"/>
-    <w:semiHidden/>
-    <w:rsid w:val="00D379E0"/>
-    <w:rPr>
-      <w:rFonts w:asciiTheme="majorHAnsi" w:eastAsiaTheme="majorEastAsia" w:hAnsiTheme="majorHAnsi" w:cstheme="majorBidi"/>
-      <w:b/>
-      <w:bCs/>
-      <w:color w:val="4F81BD" w:themeColor="accent1"/>
-      <w:sz w:val="24"/>
-      <w:szCs w:val="24"/>
-      <w:lang w:val="en-GB"/>
-    </w:rPr>
-  </w:style>
-  <w:style w:type="paragraph" w:styleId="BodyTextIndent2">
-    <w:name w:val="Body Text Indent 2"/>
-    <w:basedOn w:val="Normal"/>
-    <w:link w:val="BodyTextIndent2Char"/>
-    <w:rsid w:val="00D379E0"/>
-    <w:pPr>
-      <w:ind w:left="720" w:hanging="720"/>
-      <w:jc w:val="both"/>
-    </w:pPr>
-    <w:rPr>
-      <w:szCs w:val="20"/>
-    </w:rPr>
-  </w:style>
-  <w:style w:type="character" w:customStyle="1" w:styleId="BodyTextIndent2Char">
-    <w:name w:val="Body Text Indent 2 Char"/>
-    <w:basedOn w:val="DefaultParagraphFont"/>
-    <w:link w:val="BodyTextIndent2"/>
-    <w:rsid w:val="00D379E0"/>
-    <w:rPr>
-      <w:rFonts w:ascii="Times New Roman" w:eastAsia="Times New Roman" w:hAnsi="Times New Roman" w:cs="Times New Roman"/>
-      <w:sz w:val="24"/>
-      <w:szCs w:val="20"/>
-      <w:lang w:val="en-GB"/>
-    </w:rPr>
-  </w:style>
-  <w:style w:type="paragraph" w:styleId="BodyTextIndent3">
-    <w:name w:val="Body Text Indent 3"/>
-    <w:basedOn w:val="Normal"/>
-    <w:link w:val="BodyTextIndent3Char"/>
-    <w:rsid w:val="00D379E0"/>
-    <w:pPr>
-      <w:ind w:left="720"/>
-      <w:jc w:val="both"/>
-    </w:pPr>
-    <w:rPr>
-      <w:szCs w:val="20"/>
-    </w:rPr>
-  </w:style>
-  <w:style w:type="character" w:customStyle="1" w:styleId="BodyTextIndent3Char">
-    <w:name w:val="Body Text Indent 3 Char"/>
-    <w:basedOn w:val="DefaultParagraphFont"/>
-    <w:link w:val="BodyTextIndent3"/>
-    <w:rsid w:val="00D379E0"/>
-    <w:rPr>
-      <w:rFonts w:ascii="Times New Roman" w:eastAsia="Times New Roman" w:hAnsi="Times New Roman" w:cs="Times New Roman"/>
-      <w:sz w:val="24"/>
-      <w:szCs w:val="20"/>
-      <w:lang w:val="en-GB"/>
-    </w:rPr>
-  </w:style>
-  <w:style w:type="table" w:styleId="TableGrid">
-    <w:name w:val="Table Grid"/>
-    <w:basedOn w:val="TableNormal"/>
-    <w:rsid w:val="00D379E0"/>
-    <w:pPr>
-      <w:spacing w:after="0" w:line="240" w:lineRule="auto"/>
-    </w:pPr>
-    <w:rPr>
-      <w:rFonts w:ascii="Times New Roman" w:eastAsia="Times New Roman" w:hAnsi="Times New Roman" w:cs="Times New Roman"/>
-      <w:sz w:val="20"/>
-      <w:szCs w:val="20"/>
-    </w:rPr>
-    <w:tblPr>
-      <w:tblInd w:w="0" w:type="dxa"/>
-      <w:tblBorders>
-        <w:top w:val="single" w:sz="4" w:space="0" w:color="auto"/>
-        <w:left w:val="single" w:sz="4" w:space="0" w:color="auto"/>
-        <w:bottom w:val="single" w:sz="4" w:space="0" w:color="auto"/>
-        <w:right w:val="single" w:sz="4" w:space="0" w:color="auto"/>
-        <w:insideH w:val="single" w:sz="4" w:space="0" w:color="auto"/>
-        <w:insideV w:val="single" w:sz="4" w:space="0" w:color="auto"/>
-      </w:tblBorders>
-      <w:tblCellMar>
-        <w:top w:w="0" w:type="dxa"/>
-        <w:left w:w="108" w:type="dxa"/>
-        <w:bottom w:w="0" w:type="dxa"/>
-        <w:right w:w="108" w:type="dxa"/>
-      </w:tblCellMar>
     </w:tblPr>
   </w:style>
   <w:style w:type="paragraph" w:styleId="BodyText">
